--- a/Backend/Director_Disclosure/Output_Disclosures/2024-25/ADANI_SOLAR_ENERGY_JODHPUR_SEVEN_LIMITED/MBP-1/MBP1_Vivek_Parikh_10986506.docx
+++ b/Backend/Director_Disclosure/Output_Disclosures/2024-25/ADANI_SOLAR_ENERGY_JODHPUR_SEVEN_LIMITED/MBP-1/MBP1_Vivek_Parikh_10986506.docx
@@ -93,152 +93,17 @@
     </w:p>
     <w:p>
       <w:pPr>
-        <w:spacing w:before="0" w:after="0"/>
-        <w:jc w:val="left"/>
-      </w:pPr>
-      <w:r>
-        <w:rPr>
-          <w:rFonts w:ascii="Adani" w:hAnsi="Adani"/>
-          <w:b w:val="0"/>
-          <w:sz w:val="20"/>
-          <w:u w:val="none"/>
-        </w:rPr>
-        <w:t>ADANI RENEWABLE ENERGY HOLDING SEVENTEEN LIMITED</w:t>
-      </w:r>
-    </w:p>
-    <w:p>
-      <w:pPr>
-        <w:spacing w:before="0" w:after="0"/>
-        <w:jc w:val="left"/>
-      </w:pPr>
-      <w:r>
-        <w:rPr>
-          <w:rFonts w:ascii="Adani" w:hAnsi="Adani"/>
-          <w:b w:val="0"/>
-          <w:sz w:val="20"/>
-          <w:u w:val="none"/>
-        </w:rPr>
-        <w:t>ADANI WIND ENERGY (GUJARAT) PRIVATE LIMITED</w:t>
-      </w:r>
-    </w:p>
-    <w:p>
-      <w:pPr>
-        <w:spacing w:before="0" w:after="0"/>
-        <w:jc w:val="left"/>
-      </w:pPr>
-      <w:r>
-        <w:rPr>
-          <w:rFonts w:ascii="Adani" w:hAnsi="Adani"/>
-          <w:b w:val="0"/>
-          <w:sz w:val="20"/>
-          <w:u w:val="none"/>
-        </w:rPr>
-        <w:t>ADANI RENEWABLE ENERGY NINETEEN LIMITED</w:t>
-      </w:r>
-    </w:p>
-    <w:p>
-      <w:pPr>
-        <w:spacing w:before="0" w:after="0"/>
-        <w:jc w:val="left"/>
-      </w:pPr>
-      <w:r>
-        <w:rPr>
-          <w:rFonts w:ascii="Adani" w:hAnsi="Adani"/>
-          <w:b w:val="0"/>
-          <w:sz w:val="20"/>
-          <w:u w:val="none"/>
-        </w:rPr>
-        <w:t>ADANI SOLAR ENERGY JODHPUR SEVEN LIMITED</w:t>
-      </w:r>
-    </w:p>
-    <w:p>
-      <w:pPr>
-        <w:spacing w:before="0" w:after="0"/>
-        <w:jc w:val="left"/>
-      </w:pPr>
-      <w:r>
-        <w:rPr>
-          <w:rFonts w:ascii="Adani" w:hAnsi="Adani"/>
-          <w:b w:val="0"/>
-          <w:sz w:val="20"/>
-          <w:u w:val="none"/>
-        </w:rPr>
-        <w:t>ADANI RENEWABLE ENERGY TWENTY LIMITED</w:t>
-      </w:r>
-    </w:p>
-    <w:p>
-      <w:pPr>
-        <w:spacing w:before="0" w:after="0"/>
-        <w:jc w:val="left"/>
-      </w:pPr>
-      <w:r>
-        <w:rPr>
-          <w:rFonts w:ascii="Adani" w:hAnsi="Adani"/>
-          <w:b w:val="0"/>
-          <w:sz w:val="20"/>
-          <w:u w:val="none"/>
-        </w:rPr>
-        <w:t>ADANI RENEWABLE ENERGY TWENTY ONE LIMITED</w:t>
-      </w:r>
-    </w:p>
-    <w:p>
-      <w:pPr>
-        <w:spacing w:before="0" w:after="0"/>
-        <w:jc w:val="left"/>
-      </w:pPr>
-      <w:r>
-        <w:rPr>
-          <w:rFonts w:ascii="Adani" w:hAnsi="Adani"/>
-          <w:b w:val="0"/>
-          <w:sz w:val="20"/>
-          <w:u w:val="none"/>
-        </w:rPr>
-        <w:t>ADANI RENEWABLE ENERGY EIGHTEEN LIMITED</w:t>
-      </w:r>
-    </w:p>
-    <w:p>
-      <w:pPr>
-        <w:spacing w:before="0" w:after="0"/>
-        <w:jc w:val="left"/>
-      </w:pPr>
-      <w:r>
-        <w:rPr>
-          <w:rFonts w:ascii="Adani" w:hAnsi="Adani"/>
-          <w:b w:val="0"/>
-          <w:sz w:val="20"/>
-          <w:u w:val="none"/>
-        </w:rPr>
-        <w:t>ADANI SOLAR ENERGY BARMER ONE LIMITED</w:t>
-      </w:r>
-    </w:p>
-    <w:p>
-      <w:pPr>
-        <w:spacing w:before="0" w:after="0"/>
-        <w:jc w:val="left"/>
-      </w:pPr>
-      <w:r>
-        <w:rPr>
-          <w:rFonts w:ascii="Adani" w:hAnsi="Adani"/>
-          <w:b w:val="0"/>
-          <w:sz w:val="20"/>
-          <w:u w:val="none"/>
-        </w:rPr>
-        <w:t>ADANI RENEWABLE ENERGY HOLDING ONE LIMITED</w:t>
-      </w:r>
-    </w:p>
-    <w:p>
-      <w:pPr>
         <w:spacing w:before="0" w:after="160"/>
         <w:jc w:val="left"/>
       </w:pPr>
       <w:r>
         <w:rPr>
           <w:rFonts w:ascii="Adani" w:hAnsi="Adani"/>
-          <w:b w:val="0"/>
+          <w:b/>
           <w:sz w:val="20"/>
           <w:u w:val="none"/>
         </w:rPr>
-        <w:t>ADANI WIND ENERGY KUTCHH THREE LIMITED</w:t>
+        <w:t>ADANI SOLAR ENERGY JODHPUR SEVEN LIMITED</w:t>
       </w:r>
     </w:p>
     <w:p>
@@ -294,7 +159,7 @@
           <w:sz w:val="20"/>
           <w:u w:val="none"/>
         </w:rPr>
-        <w:t>{{FATHER_NAME}}</w:t>
+        <w:t>Mr. Shyam Lal Parikh</w:t>
       </w:r>
       <w:r>
         <w:rPr>
@@ -524,7 +389,7 @@
                 <w:sz w:val="18"/>
                 <w:u w:val="none"/>
               </w:rPr>
-              <w:t>ADANI RENEWABLE ENERGY HOLDING SEVENTEEN LIMITED</w:t>
+              <w:t>ADANI WIND ENERGY (GUJARAT) PRIVATE LIMITED</w:t>
             </w:r>
           </w:p>
         </w:tc>
@@ -666,7 +531,7 @@
                 <w:sz w:val="18"/>
                 <w:u w:val="none"/>
               </w:rPr>
-              <w:t>ADANI WIND ENERGY (GUJARAT) PRIVATE LIMITED</w:t>
+              <w:t>ADANI RENEWABLE ENERGY HOLDING SEVENTEEN LIMITED</w:t>
             </w:r>
           </w:p>
         </w:tc>
@@ -808,7 +673,7 @@
                 <w:sz w:val="18"/>
                 <w:u w:val="none"/>
               </w:rPr>
-              <w:t>ADANI RENEWABLE ENERGY NINETEEN LIMITED</w:t>
+              <w:t>ADANI RENEWABLE ENERGY TWENTY LIMITED</w:t>
             </w:r>
           </w:p>
         </w:tc>
@@ -950,7 +815,7 @@
                 <w:sz w:val="18"/>
                 <w:u w:val="none"/>
               </w:rPr>
-              <w:t>ADANI SOLAR ENERGY JODHPUR SEVEN LIMITED</w:t>
+              <w:t>ADANI RENEWABLE ENERGY NINETEEN LIMITED</w:t>
             </w:r>
           </w:p>
         </w:tc>
@@ -1092,7 +957,7 @@
                 <w:sz w:val="18"/>
                 <w:u w:val="none"/>
               </w:rPr>
-              <w:t>ADANI RENEWABLE ENERGY TWENTY LIMITED</w:t>
+              <w:t>ADANI SOLAR ENERGY JODHPUR SEVEN LIMITED</w:t>
             </w:r>
           </w:p>
         </w:tc>
@@ -2123,7 +1988,7 @@
                 <w:sz w:val="18"/>
                 <w:u w:val="none"/>
               </w:rPr>
-              <w:t>Date:   07th May, 2026</w:t>
+              <w:t>Date:   15th May, 2026</w:t>
             </w:r>
           </w:p>
         </w:tc>
@@ -2339,7 +2204,7 @@
           <w:sz w:val="20"/>
           <w:u w:val="none"/>
         </w:rPr>
-        <w:t>NIL</w:t>
+        <w:t>H.U.F. in which I am a Member:  NA</w:t>
       </w:r>
     </w:p>
     <w:p>
@@ -2367,7 +2232,7 @@
           <w:sz w:val="20"/>
           <w:u w:val="none"/>
         </w:rPr>
-        <w:t>NIL</w:t>
+        <w:t>Mrs. Sapna Parikh</w:t>
       </w:r>
     </w:p>
     <w:p>
@@ -2389,174 +2254,441 @@
         <w:t>:</w:t>
       </w:r>
     </w:p>
-    <w:p>
-      <w:pPr>
-        <w:pStyle w:val="ListNumber"/>
-        <w:spacing w:before="0" w:after="40"/>
-        <w:ind w:left="720"/>
-      </w:pPr>
-      <w:r>
-        <w:rPr>
-          <w:rFonts w:ascii="Adani" w:hAnsi="Adani"/>
-          <w:b w:val="0"/>
-          <w:sz w:val="20"/>
-          <w:u w:val="none"/>
-        </w:rPr>
-        <w:t>Father</w:t>
-        <w:tab/>
-        <w:tab/>
-        <w:t>:</w:t>
-        <w:tab/>
-        <w:t>NIL</w:t>
-      </w:r>
-    </w:p>
-    <w:p>
-      <w:pPr>
-        <w:pStyle w:val="ListNumber"/>
-        <w:spacing w:before="0" w:after="40"/>
-        <w:ind w:left="720"/>
-      </w:pPr>
-      <w:r>
-        <w:rPr>
-          <w:rFonts w:ascii="Adani" w:hAnsi="Adani"/>
-          <w:b w:val="0"/>
-          <w:sz w:val="20"/>
-          <w:u w:val="none"/>
-        </w:rPr>
-        <w:t>Mother</w:t>
-        <w:tab/>
-        <w:tab/>
-        <w:t>:</w:t>
-        <w:tab/>
-        <w:t>NIL</w:t>
-      </w:r>
-    </w:p>
-    <w:p>
-      <w:pPr>
-        <w:pStyle w:val="ListNumber"/>
-        <w:spacing w:before="0" w:after="40"/>
-        <w:ind w:left="720"/>
-      </w:pPr>
-      <w:r>
-        <w:rPr>
-          <w:rFonts w:ascii="Adani" w:hAnsi="Adani"/>
-          <w:b w:val="0"/>
-          <w:sz w:val="20"/>
-          <w:u w:val="none"/>
-        </w:rPr>
-        <w:t>Son</w:t>
-        <w:tab/>
-        <w:tab/>
-        <w:t>:</w:t>
-        <w:tab/>
-        <w:t>NIL</w:t>
-      </w:r>
-    </w:p>
-    <w:p>
-      <w:pPr>
-        <w:pStyle w:val="ListNumber"/>
-        <w:spacing w:before="0" w:after="40"/>
-        <w:ind w:left="720"/>
-      </w:pPr>
-      <w:r>
-        <w:rPr>
-          <w:rFonts w:ascii="Adani" w:hAnsi="Adani"/>
-          <w:b w:val="0"/>
-          <w:sz w:val="20"/>
-          <w:u w:val="none"/>
-        </w:rPr>
-        <w:t>Son's Wife</w:t>
-        <w:tab/>
-        <w:tab/>
-        <w:t>:</w:t>
-        <w:tab/>
-        <w:t>NIL</w:t>
-      </w:r>
-    </w:p>
-    <w:p>
-      <w:pPr>
-        <w:pStyle w:val="ListNumber"/>
-        <w:spacing w:before="0" w:after="40"/>
-        <w:ind w:left="720"/>
-      </w:pPr>
-      <w:r>
-        <w:rPr>
-          <w:rFonts w:ascii="Adani" w:hAnsi="Adani"/>
-          <w:b w:val="0"/>
-          <w:sz w:val="20"/>
-          <w:u w:val="none"/>
-        </w:rPr>
-        <w:t>Daughter</w:t>
-        <w:tab/>
-        <w:tab/>
-        <w:t>:</w:t>
-        <w:tab/>
-        <w:t>NIL</w:t>
-      </w:r>
-    </w:p>
-    <w:p>
-      <w:pPr>
-        <w:pStyle w:val="ListNumber"/>
-        <w:spacing w:before="0" w:after="40"/>
-        <w:ind w:left="720"/>
-      </w:pPr>
-      <w:r>
-        <w:rPr>
-          <w:rFonts w:ascii="Adani" w:hAnsi="Adani"/>
-          <w:b w:val="0"/>
-          <w:sz w:val="20"/>
-          <w:u w:val="none"/>
-        </w:rPr>
-        <w:t>Daughter's Husband</w:t>
-        <w:tab/>
-        <w:tab/>
-        <w:t>:</w:t>
-        <w:tab/>
-        <w:t>NIL</w:t>
-      </w:r>
-    </w:p>
-    <w:p>
-      <w:pPr>
-        <w:pStyle w:val="ListNumber"/>
-        <w:spacing w:before="0" w:after="40"/>
-        <w:ind w:left="720"/>
-      </w:pPr>
-      <w:r>
-        <w:rPr>
-          <w:rFonts w:ascii="Adani" w:hAnsi="Adani"/>
-          <w:b w:val="0"/>
-          <w:sz w:val="20"/>
-          <w:u w:val="none"/>
-        </w:rPr>
-        <w:t>Brother</w:t>
-        <w:tab/>
-        <w:tab/>
-        <w:t>:</w:t>
-        <w:tab/>
-        <w:t>NIL</w:t>
-      </w:r>
-    </w:p>
-    <w:p>
-      <w:pPr>
-        <w:pStyle w:val="ListNumber"/>
-        <w:spacing w:before="0" w:after="40"/>
-        <w:ind w:left="720"/>
-      </w:pPr>
-      <w:r>
-        <w:rPr>
-          <w:rFonts w:ascii="Adani" w:hAnsi="Adani"/>
-          <w:b w:val="0"/>
-          <w:sz w:val="20"/>
-          <w:u w:val="none"/>
-        </w:rPr>
-        <w:t>Sister</w:t>
-        <w:tab/>
-        <w:tab/>
-        <w:t>:</w:t>
-        <w:tab/>
-        <w:t>NIL</w:t>
-      </w:r>
-    </w:p>
+    <w:tbl>
+      <w:tblPr>
+        <w:tblW w:type="auto" w:w="0"/>
+        <w:jc w:val="left"/>
+        <w:tblLook w:firstColumn="1" w:firstRow="1" w:lastColumn="0" w:lastRow="0" w:noHBand="0" w:noVBand="1" w:val="04A0"/>
+      </w:tblPr>
+      <w:tblGrid>
+        <w:gridCol w:w="4536"/>
+        <w:gridCol w:w="4536"/>
+      </w:tblGrid>
+      <w:tr>
+        <w:tc>
+          <w:tcPr>
+            <w:tcW w:type="dxa" w:w="4536"/>
+            <w:tcBorders>
+              <w:top w:val="none"/>
+              <w:bottom w:val="none"/>
+              <w:left w:val="none"/>
+              <w:right w:val="none"/>
+            </w:tcBorders>
+          </w:tcPr>
+          <w:p>
+            <w:pPr>
+              <w:ind w:left="720"/>
+            </w:pPr>
+            <w:r>
+              <w:rPr>
+                <w:rFonts w:ascii="Adani" w:hAnsi="Adani"/>
+                <w:b w:val="0"/>
+                <w:sz w:val="20"/>
+                <w:u w:val="none"/>
+              </w:rPr>
+              <w:t>1.</w:t>
+              <w:tab/>
+              <w:t>Father</w:t>
+              <w:tab/>
+              <w:t>:</w:t>
+            </w:r>
+          </w:p>
+        </w:tc>
+        <w:tc>
+          <w:tcPr>
+            <w:tcW w:type="dxa" w:w="4536"/>
+            <w:tcBorders>
+              <w:top w:val="none"/>
+              <w:bottom w:val="none"/>
+              <w:left w:val="none"/>
+              <w:right w:val="none"/>
+            </w:tcBorders>
+          </w:tcPr>
+          <w:p>
+            <w:r>
+              <w:rPr>
+                <w:rFonts w:ascii="Adani" w:hAnsi="Adani"/>
+                <w:b w:val="0"/>
+                <w:sz w:val="20"/>
+                <w:u w:val="none"/>
+              </w:rPr>
+              <w:t>Mr. Shyam Lal Parikh</w:t>
+            </w:r>
+          </w:p>
+        </w:tc>
+      </w:tr>
+      <w:tr>
+        <w:tc>
+          <w:tcPr>
+            <w:tcW w:type="dxa" w:w="4536"/>
+            <w:tcBorders>
+              <w:top w:val="none"/>
+              <w:bottom w:val="none"/>
+              <w:left w:val="none"/>
+              <w:right w:val="none"/>
+            </w:tcBorders>
+          </w:tcPr>
+          <w:p>
+            <w:pPr>
+              <w:ind w:left="720"/>
+            </w:pPr>
+            <w:r>
+              <w:rPr>
+                <w:rFonts w:ascii="Adani" w:hAnsi="Adani"/>
+                <w:b w:val="0"/>
+                <w:sz w:val="20"/>
+                <w:u w:val="none"/>
+              </w:rPr>
+              <w:t>2.</w:t>
+              <w:tab/>
+              <w:t>Mother</w:t>
+              <w:tab/>
+              <w:t>:</w:t>
+            </w:r>
+          </w:p>
+        </w:tc>
+        <w:tc>
+          <w:tcPr>
+            <w:tcW w:type="dxa" w:w="4536"/>
+            <w:tcBorders>
+              <w:top w:val="none"/>
+              <w:bottom w:val="none"/>
+              <w:left w:val="none"/>
+              <w:right w:val="none"/>
+            </w:tcBorders>
+          </w:tcPr>
+          <w:p>
+            <w:r>
+              <w:rPr>
+                <w:rFonts w:ascii="Adani" w:hAnsi="Adani"/>
+                <w:b w:val="0"/>
+                <w:sz w:val="20"/>
+                <w:u w:val="none"/>
+              </w:rPr>
+              <w:t>Mrs. Gulab Parikh</w:t>
+            </w:r>
+          </w:p>
+        </w:tc>
+      </w:tr>
+      <w:tr>
+        <w:tc>
+          <w:tcPr>
+            <w:tcW w:type="dxa" w:w="4536"/>
+            <w:tcBorders>
+              <w:top w:val="none"/>
+              <w:bottom w:val="none"/>
+              <w:left w:val="none"/>
+              <w:right w:val="none"/>
+            </w:tcBorders>
+          </w:tcPr>
+          <w:p>
+            <w:pPr>
+              <w:ind w:left="720"/>
+            </w:pPr>
+            <w:r>
+              <w:rPr>
+                <w:rFonts w:ascii="Adani" w:hAnsi="Adani"/>
+                <w:b w:val="0"/>
+                <w:sz w:val="20"/>
+                <w:u w:val="none"/>
+              </w:rPr>
+              <w:t>3.</w:t>
+              <w:tab/>
+              <w:t>Son</w:t>
+              <w:tab/>
+              <w:t>:</w:t>
+            </w:r>
+          </w:p>
+        </w:tc>
+        <w:tc>
+          <w:tcPr>
+            <w:tcW w:type="dxa" w:w="4536"/>
+            <w:tcBorders>
+              <w:top w:val="none"/>
+              <w:bottom w:val="none"/>
+              <w:left w:val="none"/>
+              <w:right w:val="none"/>
+            </w:tcBorders>
+          </w:tcPr>
+          <w:p>
+            <w:r>
+              <w:rPr>
+                <w:rFonts w:ascii="Adani" w:hAnsi="Adani"/>
+                <w:b w:val="0"/>
+                <w:sz w:val="20"/>
+                <w:u w:val="none"/>
+              </w:rPr>
+              <w:t>Mr. Bhavya Parikh</w:t>
+            </w:r>
+          </w:p>
+        </w:tc>
+      </w:tr>
+      <w:tr>
+        <w:tc>
+          <w:tcPr>
+            <w:tcW w:type="dxa" w:w="4536"/>
+            <w:tcBorders>
+              <w:top w:val="none"/>
+              <w:bottom w:val="none"/>
+              <w:left w:val="none"/>
+              <w:right w:val="none"/>
+            </w:tcBorders>
+          </w:tcPr>
+          <w:p>
+            <w:pPr>
+              <w:ind w:left="720"/>
+            </w:pPr>
+            <w:r>
+              <w:rPr>
+                <w:rFonts w:ascii="Adani" w:hAnsi="Adani"/>
+                <w:b w:val="0"/>
+                <w:sz w:val="20"/>
+                <w:u w:val="none"/>
+              </w:rPr>
+              <w:t>4.</w:t>
+              <w:tab/>
+              <w:t>Son's Wife</w:t>
+              <w:tab/>
+              <w:t>:</w:t>
+            </w:r>
+          </w:p>
+        </w:tc>
+        <w:tc>
+          <w:tcPr>
+            <w:tcW w:type="dxa" w:w="4536"/>
+            <w:tcBorders>
+              <w:top w:val="none"/>
+              <w:bottom w:val="none"/>
+              <w:left w:val="none"/>
+              <w:right w:val="none"/>
+            </w:tcBorders>
+          </w:tcPr>
+          <w:p>
+            <w:r>
+              <w:rPr>
+                <w:rFonts w:ascii="Adani" w:hAnsi="Adani"/>
+                <w:b w:val="0"/>
+                <w:sz w:val="20"/>
+                <w:u w:val="none"/>
+              </w:rPr>
+              <w:t>NIL</w:t>
+            </w:r>
+          </w:p>
+        </w:tc>
+      </w:tr>
+      <w:tr>
+        <w:tc>
+          <w:tcPr>
+            <w:tcW w:type="dxa" w:w="4536"/>
+            <w:tcBorders>
+              <w:top w:val="none"/>
+              <w:bottom w:val="none"/>
+              <w:left w:val="none"/>
+              <w:right w:val="none"/>
+            </w:tcBorders>
+          </w:tcPr>
+          <w:p>
+            <w:pPr>
+              <w:ind w:left="720"/>
+            </w:pPr>
+            <w:r>
+              <w:rPr>
+                <w:rFonts w:ascii="Adani" w:hAnsi="Adani"/>
+                <w:b w:val="0"/>
+                <w:sz w:val="20"/>
+                <w:u w:val="none"/>
+              </w:rPr>
+              <w:t>5.</w:t>
+              <w:tab/>
+              <w:t>Daughter</w:t>
+              <w:tab/>
+              <w:t>:</w:t>
+            </w:r>
+          </w:p>
+        </w:tc>
+        <w:tc>
+          <w:tcPr>
+            <w:tcW w:type="dxa" w:w="4536"/>
+            <w:tcBorders>
+              <w:top w:val="none"/>
+              <w:bottom w:val="none"/>
+              <w:left w:val="none"/>
+              <w:right w:val="none"/>
+            </w:tcBorders>
+          </w:tcPr>
+          <w:p>
+            <w:r>
+              <w:rPr>
+                <w:rFonts w:ascii="Adani" w:hAnsi="Adani"/>
+                <w:b w:val="0"/>
+                <w:sz w:val="20"/>
+                <w:u w:val="none"/>
+              </w:rPr>
+              <w:t>NIL</w:t>
+            </w:r>
+          </w:p>
+        </w:tc>
+      </w:tr>
+      <w:tr>
+        <w:tc>
+          <w:tcPr>
+            <w:tcW w:type="dxa" w:w="4536"/>
+            <w:tcBorders>
+              <w:top w:val="none"/>
+              <w:bottom w:val="none"/>
+              <w:left w:val="none"/>
+              <w:right w:val="none"/>
+            </w:tcBorders>
+          </w:tcPr>
+          <w:p>
+            <w:pPr>
+              <w:ind w:left="720"/>
+            </w:pPr>
+            <w:r>
+              <w:rPr>
+                <w:rFonts w:ascii="Adani" w:hAnsi="Adani"/>
+                <w:b w:val="0"/>
+                <w:sz w:val="20"/>
+                <w:u w:val="none"/>
+              </w:rPr>
+              <w:t>6.</w:t>
+              <w:tab/>
+              <w:t>Daughter's Husband</w:t>
+              <w:tab/>
+              <w:t>:</w:t>
+            </w:r>
+          </w:p>
+        </w:tc>
+        <w:tc>
+          <w:tcPr>
+            <w:tcW w:type="dxa" w:w="4536"/>
+            <w:tcBorders>
+              <w:top w:val="none"/>
+              <w:bottom w:val="none"/>
+              <w:left w:val="none"/>
+              <w:right w:val="none"/>
+            </w:tcBorders>
+          </w:tcPr>
+          <w:p>
+            <w:r>
+              <w:rPr>
+                <w:rFonts w:ascii="Adani" w:hAnsi="Adani"/>
+                <w:b w:val="0"/>
+                <w:sz w:val="20"/>
+                <w:u w:val="none"/>
+              </w:rPr>
+              <w:t>NIL</w:t>
+            </w:r>
+          </w:p>
+        </w:tc>
+      </w:tr>
+      <w:tr>
+        <w:tc>
+          <w:tcPr>
+            <w:tcW w:type="dxa" w:w="4536"/>
+            <w:tcBorders>
+              <w:top w:val="none"/>
+              <w:bottom w:val="none"/>
+              <w:left w:val="none"/>
+              <w:right w:val="none"/>
+            </w:tcBorders>
+          </w:tcPr>
+          <w:p>
+            <w:pPr>
+              <w:ind w:left="720"/>
+            </w:pPr>
+            <w:r>
+              <w:rPr>
+                <w:rFonts w:ascii="Adani" w:hAnsi="Adani"/>
+                <w:b w:val="0"/>
+                <w:sz w:val="20"/>
+                <w:u w:val="none"/>
+              </w:rPr>
+              <w:t>7.</w:t>
+              <w:tab/>
+              <w:t>Brother</w:t>
+              <w:tab/>
+              <w:t>:</w:t>
+            </w:r>
+          </w:p>
+        </w:tc>
+        <w:tc>
+          <w:tcPr>
+            <w:tcW w:type="dxa" w:w="4536"/>
+            <w:tcBorders>
+              <w:top w:val="none"/>
+              <w:bottom w:val="none"/>
+              <w:left w:val="none"/>
+              <w:right w:val="none"/>
+            </w:tcBorders>
+          </w:tcPr>
+          <w:p>
+            <w:r>
+              <w:rPr>
+                <w:rFonts w:ascii="Adani" w:hAnsi="Adani"/>
+                <w:b w:val="0"/>
+                <w:sz w:val="20"/>
+                <w:u w:val="none"/>
+              </w:rPr>
+              <w:t>Mr. Vishal Parikh, Mr. Vaibhav Parikh</w:t>
+            </w:r>
+          </w:p>
+        </w:tc>
+      </w:tr>
+      <w:tr>
+        <w:tc>
+          <w:tcPr>
+            <w:tcW w:type="dxa" w:w="4536"/>
+            <w:tcBorders>
+              <w:top w:val="none"/>
+              <w:bottom w:val="none"/>
+              <w:left w:val="none"/>
+              <w:right w:val="none"/>
+            </w:tcBorders>
+          </w:tcPr>
+          <w:p>
+            <w:pPr>
+              <w:ind w:left="720"/>
+            </w:pPr>
+            <w:r>
+              <w:rPr>
+                <w:rFonts w:ascii="Adani" w:hAnsi="Adani"/>
+                <w:b w:val="0"/>
+                <w:sz w:val="20"/>
+                <w:u w:val="none"/>
+              </w:rPr>
+              <w:t>8.</w:t>
+              <w:tab/>
+              <w:t>Sister</w:t>
+              <w:tab/>
+              <w:t>:</w:t>
+            </w:r>
+          </w:p>
+        </w:tc>
+        <w:tc>
+          <w:tcPr>
+            <w:tcW w:type="dxa" w:w="4536"/>
+            <w:tcBorders>
+              <w:top w:val="none"/>
+              <w:bottom w:val="none"/>
+              <w:left w:val="none"/>
+              <w:right w:val="none"/>
+            </w:tcBorders>
+          </w:tcPr>
+          <w:p>
+            <w:r>
+              <w:rPr>
+                <w:rFonts w:ascii="Adani" w:hAnsi="Adani"/>
+                <w:b w:val="0"/>
+                <w:sz w:val="20"/>
+                <w:u w:val="none"/>
+              </w:rPr>
+              <w:t>NIL</w:t>
+            </w:r>
+          </w:p>
+        </w:tc>
+      </w:tr>
+    </w:tbl>
     <w:p/>
     <w:p>
       <w:pPr>
@@ -2893,7 +3025,7 @@
                 <w:sz w:val="18"/>
                 <w:u w:val="none"/>
               </w:rPr>
-              <w:t>Date:   07th May, 2026</w:t>
+              <w:t>Date:   15th May, 2026</w:t>
             </w:r>
           </w:p>
         </w:tc>
@@ -3054,7 +3186,7 @@
           <w:sz w:val="20"/>
           <w:u w:val="none"/>
         </w:rPr>
-        <w:t>07th May, 2026</w:t>
+        <w:t>15th May, 2026</w:t>
       </w:r>
     </w:p>
     <w:p>
@@ -3099,6 +3231,21 @@
           <w:sz w:val="20"/>
           <w:u w:val="none"/>
         </w:rPr>
+        <w:t>ADANI WIND ENERGY (GUJARAT) PRIVATE LIMITED</w:t>
+      </w:r>
+    </w:p>
+    <w:p>
+      <w:pPr>
+        <w:spacing w:before="0" w:after="20"/>
+        <w:jc w:val="left"/>
+      </w:pPr>
+      <w:r>
+        <w:rPr>
+          <w:rFonts w:ascii="Adani" w:hAnsi="Adani"/>
+          <w:b/>
+          <w:sz w:val="20"/>
+          <w:u w:val="none"/>
+        </w:rPr>
         <w:t>ADANI RENEWABLE ENERGY HOLDING SEVENTEEN LIMITED</w:t>
       </w:r>
     </w:p>
@@ -3114,7 +3261,7 @@
           <w:sz w:val="20"/>
           <w:u w:val="none"/>
         </w:rPr>
-        <w:t>ADANI WIND ENERGY (GUJARAT) PRIVATE LIMITED</w:t>
+        <w:t>ADANI RENEWABLE ENERGY TWENTY LIMITED</w:t>
       </w:r>
     </w:p>
     <w:p>
@@ -3145,21 +3292,6 @@
           <w:u w:val="none"/>
         </w:rPr>
         <w:t>ADANI SOLAR ENERGY JODHPUR SEVEN LIMITED</w:t>
-      </w:r>
-    </w:p>
-    <w:p>
-      <w:pPr>
-        <w:spacing w:before="0" w:after="20"/>
-        <w:jc w:val="left"/>
-      </w:pPr>
-      <w:r>
-        <w:rPr>
-          <w:rFonts w:ascii="Adani" w:hAnsi="Adani"/>
-          <w:b/>
-          <w:sz w:val="20"/>
-          <w:u w:val="none"/>
-        </w:rPr>
-        <w:t>ADANI RENEWABLE ENERGY TWENTY LIMITED</w:t>
       </w:r>
     </w:p>
     <w:p>
@@ -3310,6 +3442,21 @@
           <w:sz w:val="20"/>
           <w:u w:val="none"/>
         </w:rPr>
+        <w:t>ADANI RENEWABLE ENERGY TWENTY LIMITED</w:t>
+      </w:r>
+    </w:p>
+    <w:p>
+      <w:pPr>
+        <w:spacing w:before="0" w:after="20"/>
+        <w:jc w:val="left"/>
+      </w:pPr>
+      <w:r>
+        <w:rPr>
+          <w:rFonts w:ascii="Adani" w:hAnsi="Adani"/>
+          <w:b w:val="0"/>
+          <w:sz w:val="20"/>
+          <w:u w:val="none"/>
+        </w:rPr>
         <w:t>ADANI RENEWABLE ENERGY NINETEEN LIMITED</w:t>
       </w:r>
     </w:p>
@@ -3326,21 +3473,6 @@
           <w:u w:val="none"/>
         </w:rPr>
         <w:t>ADANI SOLAR ENERGY JODHPUR SEVEN LIMITED</w:t>
-      </w:r>
-    </w:p>
-    <w:p>
-      <w:pPr>
-        <w:spacing w:before="0" w:after="20"/>
-        <w:jc w:val="left"/>
-      </w:pPr>
-      <w:r>
-        <w:rPr>
-          <w:rFonts w:ascii="Adani" w:hAnsi="Adani"/>
-          <w:b w:val="0"/>
-          <w:sz w:val="20"/>
-          <w:u w:val="none"/>
-        </w:rPr>
-        <w:t>ADANI RENEWABLE ENERGY TWENTY LIMITED</w:t>
       </w:r>
     </w:p>
     <w:p>
@@ -4411,6 +4543,120 @@
                 <w:sz w:val="18"/>
                 <w:u w:val="none"/>
               </w:rPr>
+              <w:t>U70101GJ2015PTC083633</w:t>
+            </w:r>
+          </w:p>
+        </w:tc>
+        <w:tc>
+          <w:tcPr>
+            <w:tcW w:type="dxa" w:w="4252"/>
+            <w:shd w:val="clear" w:color="auto" w:fill="FFFFFF"/>
+            <w:tcBorders>
+              <w:top w:val="single" w:sz="4" w:space="0" w:color="000000"/>
+              <w:left w:val="single" w:sz="4" w:space="0" w:color="000000"/>
+              <w:bottom w:val="single" w:sz="4" w:space="0" w:color="000000"/>
+              <w:right w:val="single" w:sz="4" w:space="0" w:color="000000"/>
+            </w:tcBorders>
+            <w:vAlign w:val="center"/>
+          </w:tcPr>
+          <w:p>
+            <w:pPr>
+              <w:spacing w:before="40" w:after="40"/>
+              <w:jc w:val="left"/>
+            </w:pPr>
+            <w:r>
+              <w:rPr>
+                <w:rFonts w:ascii="Adani" w:hAnsi="Adani"/>
+                <w:b w:val="0"/>
+                <w:sz w:val="18"/>
+                <w:u w:val="none"/>
+              </w:rPr>
+              <w:t>ADANI WIND ENERGY (GUJARAT) PRIVATE LIMITED</w:t>
+            </w:r>
+          </w:p>
+        </w:tc>
+        <w:tc>
+          <w:tcPr>
+            <w:tcW w:type="dxa" w:w="1587"/>
+            <w:shd w:val="clear" w:color="auto" w:fill="FFFFFF"/>
+            <w:tcBorders>
+              <w:top w:val="single" w:sz="4" w:space="0" w:color="000000"/>
+              <w:left w:val="single" w:sz="4" w:space="0" w:color="000000"/>
+              <w:bottom w:val="single" w:sz="4" w:space="0" w:color="000000"/>
+              <w:right w:val="single" w:sz="4" w:space="0" w:color="000000"/>
+            </w:tcBorders>
+            <w:vAlign w:val="center"/>
+          </w:tcPr>
+          <w:p>
+            <w:pPr>
+              <w:spacing w:before="40" w:after="40"/>
+              <w:jc w:val="left"/>
+            </w:pPr>
+            <w:r>
+              <w:rPr>
+                <w:rFonts w:ascii="Adani" w:hAnsi="Adani"/>
+                <w:b w:val="0"/>
+                <w:sz w:val="18"/>
+                <w:u w:val="none"/>
+              </w:rPr>
+              <w:t>Director</w:t>
+            </w:r>
+          </w:p>
+        </w:tc>
+        <w:tc>
+          <w:tcPr>
+            <w:tcW w:type="dxa" w:w="1304"/>
+            <w:shd w:val="clear" w:color="auto" w:fill="FFFFFF"/>
+            <w:tcBorders>
+              <w:top w:val="single" w:sz="4" w:space="0" w:color="000000"/>
+              <w:left w:val="single" w:sz="4" w:space="0" w:color="000000"/>
+              <w:bottom w:val="single" w:sz="4" w:space="0" w:color="000000"/>
+              <w:right w:val="single" w:sz="4" w:space="0" w:color="000000"/>
+            </w:tcBorders>
+            <w:vAlign w:val="center"/>
+          </w:tcPr>
+          <w:p>
+            <w:pPr>
+              <w:spacing w:before="40" w:after="40"/>
+              <w:jc w:val="left"/>
+            </w:pPr>
+            <w:r>
+              <w:rPr>
+                <w:rFonts w:ascii="Adani" w:hAnsi="Adani"/>
+                <w:b w:val="0"/>
+                <w:sz w:val="18"/>
+                <w:u w:val="none"/>
+              </w:rPr>
+              <w:t>21/06/2025</w:t>
+            </w:r>
+          </w:p>
+        </w:tc>
+      </w:tr>
+      <w:tr>
+        <w:tc>
+          <w:tcPr>
+            <w:tcW w:type="dxa" w:w="2268"/>
+            <w:shd w:val="clear" w:color="auto" w:fill="FFFFFF"/>
+            <w:tcBorders>
+              <w:top w:val="single" w:sz="4" w:space="0" w:color="000000"/>
+              <w:left w:val="single" w:sz="4" w:space="0" w:color="000000"/>
+              <w:bottom w:val="single" w:sz="4" w:space="0" w:color="000000"/>
+              <w:right w:val="single" w:sz="4" w:space="0" w:color="000000"/>
+            </w:tcBorders>
+            <w:vAlign w:val="center"/>
+          </w:tcPr>
+          <w:p>
+            <w:pPr>
+              <w:spacing w:before="40" w:after="40"/>
+              <w:jc w:val="left"/>
+            </w:pPr>
+            <w:r>
+              <w:rPr>
+                <w:rFonts w:ascii="Adani" w:hAnsi="Adani"/>
+                <w:b w:val="0"/>
+                <w:sz w:val="18"/>
+                <w:u w:val="none"/>
+              </w:rPr>
               <w:t>U40100DL2018PLC341241</w:t>
             </w:r>
           </w:p>
@@ -4525,7 +4771,7 @@
                 <w:sz w:val="18"/>
                 <w:u w:val="none"/>
               </w:rPr>
-              <w:t>U70101GJ2015PTC083633</w:t>
+              <w:t>U40106DL2019PLC346847</w:t>
             </w:r>
           </w:p>
         </w:tc>
@@ -4553,7 +4799,7 @@
                 <w:sz w:val="18"/>
                 <w:u w:val="none"/>
               </w:rPr>
-              <w:t>ADANI WIND ENERGY (GUJARAT) PRIVATE LIMITED</w:t>
+              <w:t>ADANI RENEWABLE ENERGY TWENTY LIMITED</w:t>
             </w:r>
           </w:p>
         </w:tc>
@@ -4609,7 +4855,7 @@
                 <w:sz w:val="18"/>
                 <w:u w:val="none"/>
               </w:rPr>
-              <w:t>21/06/2025</w:t>
+              <w:t>19/06/2025</w:t>
             </w:r>
           </w:p>
         </w:tc>
@@ -4782,120 +5028,6 @@
                 <w:u w:val="none"/>
               </w:rPr>
               <w:t>ADANI SOLAR ENERGY JODHPUR SEVEN LIMITED</w:t>
-            </w:r>
-          </w:p>
-        </w:tc>
-        <w:tc>
-          <w:tcPr>
-            <w:tcW w:type="dxa" w:w="1587"/>
-            <w:shd w:val="clear" w:color="auto" w:fill="FFFFFF"/>
-            <w:tcBorders>
-              <w:top w:val="single" w:sz="4" w:space="0" w:color="000000"/>
-              <w:left w:val="single" w:sz="4" w:space="0" w:color="000000"/>
-              <w:bottom w:val="single" w:sz="4" w:space="0" w:color="000000"/>
-              <w:right w:val="single" w:sz="4" w:space="0" w:color="000000"/>
-            </w:tcBorders>
-            <w:vAlign w:val="center"/>
-          </w:tcPr>
-          <w:p>
-            <w:pPr>
-              <w:spacing w:before="40" w:after="40"/>
-              <w:jc w:val="left"/>
-            </w:pPr>
-            <w:r>
-              <w:rPr>
-                <w:rFonts w:ascii="Adani" w:hAnsi="Adani"/>
-                <w:b w:val="0"/>
-                <w:sz w:val="18"/>
-                <w:u w:val="none"/>
-              </w:rPr>
-              <w:t>Director</w:t>
-            </w:r>
-          </w:p>
-        </w:tc>
-        <w:tc>
-          <w:tcPr>
-            <w:tcW w:type="dxa" w:w="1304"/>
-            <w:shd w:val="clear" w:color="auto" w:fill="FFFFFF"/>
-            <w:tcBorders>
-              <w:top w:val="single" w:sz="4" w:space="0" w:color="000000"/>
-              <w:left w:val="single" w:sz="4" w:space="0" w:color="000000"/>
-              <w:bottom w:val="single" w:sz="4" w:space="0" w:color="000000"/>
-              <w:right w:val="single" w:sz="4" w:space="0" w:color="000000"/>
-            </w:tcBorders>
-            <w:vAlign w:val="center"/>
-          </w:tcPr>
-          <w:p>
-            <w:pPr>
-              <w:spacing w:before="40" w:after="40"/>
-              <w:jc w:val="left"/>
-            </w:pPr>
-            <w:r>
-              <w:rPr>
-                <w:rFonts w:ascii="Adani" w:hAnsi="Adani"/>
-                <w:b w:val="0"/>
-                <w:sz w:val="18"/>
-                <w:u w:val="none"/>
-              </w:rPr>
-              <w:t>19/06/2025</w:t>
-            </w:r>
-          </w:p>
-        </w:tc>
-      </w:tr>
-      <w:tr>
-        <w:tc>
-          <w:tcPr>
-            <w:tcW w:type="dxa" w:w="2268"/>
-            <w:shd w:val="clear" w:color="auto" w:fill="FFFFFF"/>
-            <w:tcBorders>
-              <w:top w:val="single" w:sz="4" w:space="0" w:color="000000"/>
-              <w:left w:val="single" w:sz="4" w:space="0" w:color="000000"/>
-              <w:bottom w:val="single" w:sz="4" w:space="0" w:color="000000"/>
-              <w:right w:val="single" w:sz="4" w:space="0" w:color="000000"/>
-            </w:tcBorders>
-            <w:vAlign w:val="center"/>
-          </w:tcPr>
-          <w:p>
-            <w:pPr>
-              <w:spacing w:before="40" w:after="40"/>
-              <w:jc w:val="left"/>
-            </w:pPr>
-            <w:r>
-              <w:rPr>
-                <w:rFonts w:ascii="Adani" w:hAnsi="Adani"/>
-                <w:b w:val="0"/>
-                <w:sz w:val="18"/>
-                <w:u w:val="none"/>
-              </w:rPr>
-              <w:t>U40106DL2019PLC346847</w:t>
-            </w:r>
-          </w:p>
-        </w:tc>
-        <w:tc>
-          <w:tcPr>
-            <w:tcW w:type="dxa" w:w="4252"/>
-            <w:shd w:val="clear" w:color="auto" w:fill="FFFFFF"/>
-            <w:tcBorders>
-              <w:top w:val="single" w:sz="4" w:space="0" w:color="000000"/>
-              <w:left w:val="single" w:sz="4" w:space="0" w:color="000000"/>
-              <w:bottom w:val="single" w:sz="4" w:space="0" w:color="000000"/>
-              <w:right w:val="single" w:sz="4" w:space="0" w:color="000000"/>
-            </w:tcBorders>
-            <w:vAlign w:val="center"/>
-          </w:tcPr>
-          <w:p>
-            <w:pPr>
-              <w:spacing w:before="40" w:after="40"/>
-              <w:jc w:val="left"/>
-            </w:pPr>
-            <w:r>
-              <w:rPr>
-                <w:rFonts w:ascii="Adani" w:hAnsi="Adani"/>
-                <w:b w:val="0"/>
-                <w:sz w:val="18"/>
-                <w:u w:val="none"/>
-              </w:rPr>
-              <w:t>ADANI RENEWABLE ENERGY TWENTY LIMITED</w:t>
             </w:r>
           </w:p>
         </w:tc>

--- a/Backend/Director_Disclosure/Output_Disclosures/2024-25/ADANI_SOLAR_ENERGY_JODHPUR_SEVEN_LIMITED/MBP-1/MBP1_Vivek_Parikh_10986506.docx
+++ b/Backend/Director_Disclosure/Output_Disclosures/2024-25/ADANI_SOLAR_ENERGY_JODHPUR_SEVEN_LIMITED/MBP-1/MBP1_Vivek_Parikh_10986506.docx
@@ -1988,7 +1988,7 @@
                 <w:sz w:val="18"/>
                 <w:u w:val="none"/>
               </w:rPr>
-              <w:t>Date:   15th May, 2026</w:t>
+              <w:t>Date:   27th May, 2026</w:t>
             </w:r>
           </w:p>
         </w:tc>
@@ -3025,7 +3025,7 @@
                 <w:sz w:val="18"/>
                 <w:u w:val="none"/>
               </w:rPr>
-              <w:t>Date:   15th May, 2026</w:t>
+              <w:t>Date:   27th May, 2026</w:t>
             </w:r>
           </w:p>
         </w:tc>
@@ -3186,7 +3186,7 @@
           <w:sz w:val="20"/>
           <w:u w:val="none"/>
         </w:rPr>
-        <w:t>15th May, 2026</w:t>
+        <w:t>27th May, 2026</w:t>
       </w:r>
     </w:p>
     <w:p>

--- a/Backend/Director_Disclosure/Output_Disclosures/2024-25/ADANI_SOLAR_ENERGY_JODHPUR_SEVEN_LIMITED/MBP-1/MBP1_Vivek_Parikh_10986506.docx
+++ b/Backend/Director_Disclosure/Output_Disclosures/2024-25/ADANI_SOLAR_ENERGY_JODHPUR_SEVEN_LIMITED/MBP-1/MBP1_Vivek_Parikh_10986506.docx
@@ -389,7 +389,7 @@
                 <w:sz w:val="18"/>
                 <w:u w:val="none"/>
               </w:rPr>
-              <w:t>ADANI WIND ENERGY (GUJARAT) PRIVATE LIMITED</w:t>
+              <w:t>ADANI RENEWABLE ENERGY HOLDING SEVENTEEN LIMITED</w:t>
             </w:r>
           </w:p>
         </w:tc>
@@ -531,7 +531,7 @@
                 <w:sz w:val="18"/>
                 <w:u w:val="none"/>
               </w:rPr>
-              <w:t>ADANI RENEWABLE ENERGY HOLDING SEVENTEEN LIMITED</w:t>
+              <w:t>ADANI RENEWABLE ENERGY HOLDING ONE LIMITED</w:t>
             </w:r>
           </w:p>
         </w:tc>
@@ -673,7 +673,7 @@
                 <w:sz w:val="18"/>
                 <w:u w:val="none"/>
               </w:rPr>
-              <w:t>ADANI RENEWABLE ENERGY TWENTY LIMITED</w:t>
+              <w:t>ADANI SOLAR ENERGY BARMER ONE LIMITED</w:t>
             </w:r>
           </w:p>
         </w:tc>
@@ -757,7 +757,7 @@
                 <w:sz w:val="18"/>
                 <w:u w:val="none"/>
               </w:rPr>
-              <w:t>19/06/2025</w:t>
+              <w:t>21/06/2025</w:t>
             </w:r>
           </w:p>
         </w:tc>
@@ -815,7 +815,7 @@
                 <w:sz w:val="18"/>
                 <w:u w:val="none"/>
               </w:rPr>
-              <w:t>ADANI RENEWABLE ENERGY NINETEEN LIMITED</w:t>
+              <w:t>ADANI RENEWABLE ENERGY TWENTY ONE LIMITED</w:t>
             </w:r>
           </w:p>
         </w:tc>
@@ -1099,7 +1099,7 @@
                 <w:sz w:val="18"/>
                 <w:u w:val="none"/>
               </w:rPr>
-              <w:t>ADANI RENEWABLE ENERGY TWENTY ONE LIMITED</w:t>
+              <w:t>ADANI RENEWABLE ENERGY NINETEEN LIMITED</w:t>
             </w:r>
           </w:p>
         </w:tc>
@@ -1269,7 +1269,7 @@
                 <w:sz w:val="18"/>
                 <w:u w:val="none"/>
               </w:rPr>
-              <w:t>Additional Director</w:t>
+              <w:t>Director</w:t>
             </w:r>
           </w:p>
         </w:tc>
@@ -1325,7 +1325,7 @@
                 <w:sz w:val="18"/>
                 <w:u w:val="none"/>
               </w:rPr>
-              <w:t>19/04/2025</w:t>
+              <w:t>19/06/2025</w:t>
             </w:r>
           </w:p>
         </w:tc>
@@ -1383,7 +1383,7 @@
                 <w:sz w:val="18"/>
                 <w:u w:val="none"/>
               </w:rPr>
-              <w:t>ADANI SOLAR ENERGY BARMER ONE LIMITED</w:t>
+              <w:t>ADANI RENEWABLE ENERGY TWENTY LIMITED</w:t>
             </w:r>
           </w:p>
         </w:tc>
@@ -1411,7 +1411,7 @@
                 <w:sz w:val="18"/>
                 <w:u w:val="none"/>
               </w:rPr>
-              <w:t>Additional Director</w:t>
+              <w:t>Director</w:t>
             </w:r>
           </w:p>
         </w:tc>
@@ -1467,7 +1467,7 @@
                 <w:sz w:val="18"/>
                 <w:u w:val="none"/>
               </w:rPr>
-              <w:t>19/04/2025</w:t>
+              <w:t>19/06/2025</w:t>
             </w:r>
           </w:p>
         </w:tc>
@@ -1498,148 +1498,6 @@
                 <w:u w:val="none"/>
               </w:rPr>
               <w:t>9</w:t>
-            </w:r>
-          </w:p>
-        </w:tc>
-        <w:tc>
-          <w:tcPr>
-            <w:tcW w:type="dxa" w:w="3969"/>
-            <w:shd w:val="clear" w:color="auto" w:fill="FFFFFF"/>
-            <w:tcBorders>
-              <w:top w:val="single" w:sz="4" w:space="0" w:color="000000"/>
-              <w:left w:val="single" w:sz="4" w:space="0" w:color="000000"/>
-              <w:bottom w:val="single" w:sz="4" w:space="0" w:color="000000"/>
-              <w:right w:val="single" w:sz="4" w:space="0" w:color="000000"/>
-            </w:tcBorders>
-            <w:vAlign w:val="center"/>
-          </w:tcPr>
-          <w:p>
-            <w:pPr>
-              <w:spacing w:before="40" w:after="40"/>
-              <w:jc w:val="left"/>
-            </w:pPr>
-            <w:r>
-              <w:rPr>
-                <w:rFonts w:ascii="Adani" w:hAnsi="Adani"/>
-                <w:b w:val="0"/>
-                <w:sz w:val="18"/>
-                <w:u w:val="none"/>
-              </w:rPr>
-              <w:t>ADANI RENEWABLE ENERGY HOLDING ONE LIMITED</w:t>
-            </w:r>
-          </w:p>
-        </w:tc>
-        <w:tc>
-          <w:tcPr>
-            <w:tcW w:type="dxa" w:w="1814"/>
-            <w:shd w:val="clear" w:color="auto" w:fill="FFFFFF"/>
-            <w:tcBorders>
-              <w:top w:val="single" w:sz="4" w:space="0" w:color="000000"/>
-              <w:left w:val="single" w:sz="4" w:space="0" w:color="000000"/>
-              <w:bottom w:val="single" w:sz="4" w:space="0" w:color="000000"/>
-              <w:right w:val="single" w:sz="4" w:space="0" w:color="000000"/>
-            </w:tcBorders>
-            <w:vAlign w:val="center"/>
-          </w:tcPr>
-          <w:p>
-            <w:pPr>
-              <w:spacing w:before="40" w:after="40"/>
-              <w:jc w:val="left"/>
-            </w:pPr>
-            <w:r>
-              <w:rPr>
-                <w:rFonts w:ascii="Adani" w:hAnsi="Adani"/>
-                <w:b w:val="0"/>
-                <w:sz w:val="18"/>
-                <w:u w:val="none"/>
-              </w:rPr>
-              <w:t>Additional Director</w:t>
-            </w:r>
-          </w:p>
-        </w:tc>
-        <w:tc>
-          <w:tcPr>
-            <w:tcW w:type="dxa" w:w="1020"/>
-            <w:shd w:val="clear" w:color="auto" w:fill="FFFFFF"/>
-            <w:tcBorders>
-              <w:top w:val="single" w:sz="4" w:space="0" w:color="000000"/>
-              <w:left w:val="single" w:sz="4" w:space="0" w:color="000000"/>
-              <w:bottom w:val="single" w:sz="4" w:space="0" w:color="000000"/>
-              <w:right w:val="single" w:sz="4" w:space="0" w:color="000000"/>
-            </w:tcBorders>
-            <w:vAlign w:val="center"/>
-          </w:tcPr>
-          <w:p>
-            <w:pPr>
-              <w:spacing w:before="40" w:after="40"/>
-              <w:jc w:val="left"/>
-            </w:pPr>
-            <w:r>
-              <w:rPr>
-                <w:rFonts w:ascii="Adani" w:hAnsi="Adani"/>
-                <w:b w:val="0"/>
-                <w:sz w:val="18"/>
-                <w:u w:val="none"/>
-              </w:rPr>
-              <w:t>NIL</w:t>
-            </w:r>
-          </w:p>
-        </w:tc>
-        <w:tc>
-          <w:tcPr>
-            <w:tcW w:type="dxa" w:w="1247"/>
-            <w:shd w:val="clear" w:color="auto" w:fill="FFFFFF"/>
-            <w:tcBorders>
-              <w:top w:val="single" w:sz="4" w:space="0" w:color="000000"/>
-              <w:left w:val="single" w:sz="4" w:space="0" w:color="000000"/>
-              <w:bottom w:val="single" w:sz="4" w:space="0" w:color="000000"/>
-              <w:right w:val="single" w:sz="4" w:space="0" w:color="000000"/>
-            </w:tcBorders>
-            <w:vAlign w:val="center"/>
-          </w:tcPr>
-          <w:p>
-            <w:pPr>
-              <w:spacing w:before="40" w:after="40"/>
-              <w:jc w:val="left"/>
-            </w:pPr>
-            <w:r>
-              <w:rPr>
-                <w:rFonts w:ascii="Adani" w:hAnsi="Adani"/>
-                <w:b w:val="0"/>
-                <w:sz w:val="18"/>
-                <w:u w:val="none"/>
-              </w:rPr>
-              <w:t>06/03/2025</w:t>
-            </w:r>
-          </w:p>
-        </w:tc>
-      </w:tr>
-      <w:tr>
-        <w:tc>
-          <w:tcPr>
-            <w:tcW w:type="dxa" w:w="680"/>
-            <w:shd w:val="clear" w:color="auto" w:fill="FFFFFF"/>
-            <w:tcBorders>
-              <w:top w:val="single" w:sz="4" w:space="0" w:color="000000"/>
-              <w:left w:val="single" w:sz="4" w:space="0" w:color="000000"/>
-              <w:bottom w:val="single" w:sz="4" w:space="0" w:color="000000"/>
-              <w:right w:val="single" w:sz="4" w:space="0" w:color="000000"/>
-            </w:tcBorders>
-            <w:vAlign w:val="center"/>
-          </w:tcPr>
-          <w:p>
-            <w:pPr>
-              <w:spacing w:before="40" w:after="40"/>
-              <w:jc w:val="left"/>
-            </w:pPr>
-            <w:r>
-              <w:rPr>
-                <w:rFonts w:ascii="Adani" w:hAnsi="Adani"/>
-                <w:b w:val="0"/>
-                <w:sz w:val="18"/>
-                <w:u w:val="none"/>
-              </w:rPr>
-              <w:t>10</w:t>
             </w:r>
           </w:p>
         </w:tc>
@@ -1988,7 +1846,7 @@
                 <w:sz w:val="18"/>
                 <w:u w:val="none"/>
               </w:rPr>
-              <w:t>Date:   27th May, 2026</w:t>
+              <w:t>Date:   09th June, 2026</w:t>
             </w:r>
           </w:p>
         </w:tc>
@@ -3025,7 +2883,7 @@
                 <w:sz w:val="18"/>
                 <w:u w:val="none"/>
               </w:rPr>
-              <w:t>Date:   27th May, 2026</w:t>
+              <w:t>Date:   09th June, 2026</w:t>
             </w:r>
           </w:p>
         </w:tc>
@@ -3186,7 +3044,7 @@
           <w:sz w:val="20"/>
           <w:u w:val="none"/>
         </w:rPr>
-        <w:t>27th May, 2026</w:t>
+        <w:t>09th June, 2026</w:t>
       </w:r>
     </w:p>
     <w:p>
@@ -3231,21 +3089,6 @@
           <w:sz w:val="20"/>
           <w:u w:val="none"/>
         </w:rPr>
-        <w:t>ADANI WIND ENERGY (GUJARAT) PRIVATE LIMITED</w:t>
-      </w:r>
-    </w:p>
-    <w:p>
-      <w:pPr>
-        <w:spacing w:before="0" w:after="20"/>
-        <w:jc w:val="left"/>
-      </w:pPr>
-      <w:r>
-        <w:rPr>
-          <w:rFonts w:ascii="Adani" w:hAnsi="Adani"/>
-          <w:b/>
-          <w:sz w:val="20"/>
-          <w:u w:val="none"/>
-        </w:rPr>
         <w:t>ADANI RENEWABLE ENERGY HOLDING SEVENTEEN LIMITED</w:t>
       </w:r>
     </w:p>
@@ -3261,7 +3104,52 @@
           <w:sz w:val="20"/>
           <w:u w:val="none"/>
         </w:rPr>
-        <w:t>ADANI RENEWABLE ENERGY TWENTY LIMITED</w:t>
+        <w:t>ADANI RENEWABLE ENERGY HOLDING ONE LIMITED</w:t>
+      </w:r>
+    </w:p>
+    <w:p>
+      <w:pPr>
+        <w:spacing w:before="0" w:after="20"/>
+        <w:jc w:val="left"/>
+      </w:pPr>
+      <w:r>
+        <w:rPr>
+          <w:rFonts w:ascii="Adani" w:hAnsi="Adani"/>
+          <w:b/>
+          <w:sz w:val="20"/>
+          <w:u w:val="none"/>
+        </w:rPr>
+        <w:t>ADANI SOLAR ENERGY BARMER ONE LIMITED</w:t>
+      </w:r>
+    </w:p>
+    <w:p>
+      <w:pPr>
+        <w:spacing w:before="0" w:after="20"/>
+        <w:jc w:val="left"/>
+      </w:pPr>
+      <w:r>
+        <w:rPr>
+          <w:rFonts w:ascii="Adani" w:hAnsi="Adani"/>
+          <w:b/>
+          <w:sz w:val="20"/>
+          <w:u w:val="none"/>
+        </w:rPr>
+        <w:t>ADANI RENEWABLE ENERGY TWENTY ONE LIMITED</w:t>
+      </w:r>
+    </w:p>
+    <w:p>
+      <w:pPr>
+        <w:spacing w:before="0" w:after="20"/>
+        <w:jc w:val="left"/>
+      </w:pPr>
+      <w:r>
+        <w:rPr>
+          <w:rFonts w:ascii="Adani" w:hAnsi="Adani"/>
+          <w:b/>
+          <w:sz w:val="20"/>
+          <w:u w:val="none"/>
+        </w:rPr>
+        <w:t>ADANI SOLAR ENERGY JODHPUR SEVEN LIMITED</w:t>
       </w:r>
     </w:p>
     <w:p>
@@ -3291,36 +3179,6 @@
           <w:sz w:val="20"/>
           <w:u w:val="none"/>
         </w:rPr>
-        <w:t>ADANI SOLAR ENERGY JODHPUR SEVEN LIMITED</w:t>
-      </w:r>
-    </w:p>
-    <w:p>
-      <w:pPr>
-        <w:spacing w:before="0" w:after="20"/>
-        <w:jc w:val="left"/>
-      </w:pPr>
-      <w:r>
-        <w:rPr>
-          <w:rFonts w:ascii="Adani" w:hAnsi="Adani"/>
-          <w:b/>
-          <w:sz w:val="20"/>
-          <w:u w:val="none"/>
-        </w:rPr>
-        <w:t>ADANI RENEWABLE ENERGY TWENTY ONE LIMITED</w:t>
-      </w:r>
-    </w:p>
-    <w:p>
-      <w:pPr>
-        <w:spacing w:before="0" w:after="20"/>
-        <w:jc w:val="left"/>
-      </w:pPr>
-      <w:r>
-        <w:rPr>
-          <w:rFonts w:ascii="Adani" w:hAnsi="Adani"/>
-          <w:b/>
-          <w:sz w:val="20"/>
-          <w:u w:val="none"/>
-        </w:rPr>
         <w:t>ADANI RENEWABLE ENERGY EIGHTEEN LIMITED</w:t>
       </w:r>
     </w:p>
@@ -3336,22 +3194,7 @@
           <w:sz w:val="20"/>
           <w:u w:val="none"/>
         </w:rPr>
-        <w:t>ADANI SOLAR ENERGY BARMER ONE LIMITED</w:t>
-      </w:r>
-    </w:p>
-    <w:p>
-      <w:pPr>
-        <w:spacing w:before="0" w:after="20"/>
-        <w:jc w:val="left"/>
-      </w:pPr>
-      <w:r>
-        <w:rPr>
-          <w:rFonts w:ascii="Adani" w:hAnsi="Adani"/>
-          <w:b/>
-          <w:sz w:val="20"/>
-          <w:u w:val="none"/>
-        </w:rPr>
-        <w:t>ADANI RENEWABLE ENERGY HOLDING ONE LIMITED</w:t>
+        <w:t>ADANI RENEWABLE ENERGY TWENTY LIMITED</w:t>
       </w:r>
     </w:p>
     <w:p>
@@ -3442,7 +3285,52 @@
           <w:sz w:val="20"/>
           <w:u w:val="none"/>
         </w:rPr>
-        <w:t>ADANI RENEWABLE ENERGY TWENTY LIMITED</w:t>
+        <w:t>ADANI RENEWABLE ENERGY HOLDING ONE LIMITED</w:t>
+      </w:r>
+    </w:p>
+    <w:p>
+      <w:pPr>
+        <w:spacing w:before="0" w:after="20"/>
+        <w:jc w:val="left"/>
+      </w:pPr>
+      <w:r>
+        <w:rPr>
+          <w:rFonts w:ascii="Adani" w:hAnsi="Adani"/>
+          <w:b w:val="0"/>
+          <w:sz w:val="20"/>
+          <w:u w:val="none"/>
+        </w:rPr>
+        <w:t>ADANI SOLAR ENERGY BARMER ONE LIMITED</w:t>
+      </w:r>
+    </w:p>
+    <w:p>
+      <w:pPr>
+        <w:spacing w:before="0" w:after="20"/>
+        <w:jc w:val="left"/>
+      </w:pPr>
+      <w:r>
+        <w:rPr>
+          <w:rFonts w:ascii="Adani" w:hAnsi="Adani"/>
+          <w:b w:val="0"/>
+          <w:sz w:val="20"/>
+          <w:u w:val="none"/>
+        </w:rPr>
+        <w:t>ADANI RENEWABLE ENERGY TWENTY ONE LIMITED</w:t>
+      </w:r>
+    </w:p>
+    <w:p>
+      <w:pPr>
+        <w:spacing w:before="0" w:after="20"/>
+        <w:jc w:val="left"/>
+      </w:pPr>
+      <w:r>
+        <w:rPr>
+          <w:rFonts w:ascii="Adani" w:hAnsi="Adani"/>
+          <w:b w:val="0"/>
+          <w:sz w:val="20"/>
+          <w:u w:val="none"/>
+        </w:rPr>
+        <w:t>ADANI SOLAR ENERGY JODHPUR SEVEN LIMITED</w:t>
       </w:r>
     </w:p>
     <w:p>
@@ -3472,36 +3360,6 @@
           <w:sz w:val="20"/>
           <w:u w:val="none"/>
         </w:rPr>
-        <w:t>ADANI SOLAR ENERGY JODHPUR SEVEN LIMITED</w:t>
-      </w:r>
-    </w:p>
-    <w:p>
-      <w:pPr>
-        <w:spacing w:before="0" w:after="20"/>
-        <w:jc w:val="left"/>
-      </w:pPr>
-      <w:r>
-        <w:rPr>
-          <w:rFonts w:ascii="Adani" w:hAnsi="Adani"/>
-          <w:b w:val="0"/>
-          <w:sz w:val="20"/>
-          <w:u w:val="none"/>
-        </w:rPr>
-        <w:t>ADANI RENEWABLE ENERGY TWENTY ONE LIMITED</w:t>
-      </w:r>
-    </w:p>
-    <w:p>
-      <w:pPr>
-        <w:spacing w:before="0" w:after="20"/>
-        <w:jc w:val="left"/>
-      </w:pPr>
-      <w:r>
-        <w:rPr>
-          <w:rFonts w:ascii="Adani" w:hAnsi="Adani"/>
-          <w:b w:val="0"/>
-          <w:sz w:val="20"/>
-          <w:u w:val="none"/>
-        </w:rPr>
         <w:t>ADANI RENEWABLE ENERGY EIGHTEEN LIMITED</w:t>
       </w:r>
     </w:p>
@@ -3517,22 +3375,7 @@
           <w:sz w:val="20"/>
           <w:u w:val="none"/>
         </w:rPr>
-        <w:t>ADANI SOLAR ENERGY BARMER ONE LIMITED</w:t>
-      </w:r>
-    </w:p>
-    <w:p>
-      <w:pPr>
-        <w:spacing w:before="0" w:after="20"/>
-        <w:jc w:val="left"/>
-      </w:pPr>
-      <w:r>
-        <w:rPr>
-          <w:rFonts w:ascii="Adani" w:hAnsi="Adani"/>
-          <w:b w:val="0"/>
-          <w:sz w:val="20"/>
-          <w:u w:val="none"/>
-        </w:rPr>
-        <w:t>ADANI RENEWABLE ENERGY HOLDING ONE LIMITED</w:t>
+        <w:t>ADANI RENEWABLE ENERGY TWENTY LIMITED</w:t>
       </w:r>
     </w:p>
     <w:p>
@@ -3602,8 +3445,8 @@
     </w:p>
     <w:p>
       <w:pPr>
-        <w:spacing w:before="0" w:after="20"/>
-        <w:jc w:val="left"/>
+        <w:spacing w:before="0" w:after="80"/>
+        <w:jc w:val="center"/>
       </w:pPr>
       <w:r>
         <w:rPr>
@@ -3612,7 +3455,10 @@
           <w:sz w:val="20"/>
           <w:u w:val="none"/>
         </w:rPr>
-        <w:t>ADANI WIND ENERGY (GUJARAT) PRIVATE LIMITED</w:t>
+        <w:tab/>
+        <w:tab/>
+        <w:tab/>
+        <w:t>NIL</w:t>
       </w:r>
     </w:p>
     <w:p/>
@@ -4370,7 +4216,7 @@
                 <w:sz w:val="18"/>
                 <w:u w:val="none"/>
               </w:rPr>
-              <w:t>10</w:t>
+              <w:t>9</w:t>
             </w:r>
           </w:p>
         </w:tc>
@@ -4543,120 +4389,6 @@
                 <w:sz w:val="18"/>
                 <w:u w:val="none"/>
               </w:rPr>
-              <w:t>U70101GJ2015PTC083633</w:t>
-            </w:r>
-          </w:p>
-        </w:tc>
-        <w:tc>
-          <w:tcPr>
-            <w:tcW w:type="dxa" w:w="4252"/>
-            <w:shd w:val="clear" w:color="auto" w:fill="FFFFFF"/>
-            <w:tcBorders>
-              <w:top w:val="single" w:sz="4" w:space="0" w:color="000000"/>
-              <w:left w:val="single" w:sz="4" w:space="0" w:color="000000"/>
-              <w:bottom w:val="single" w:sz="4" w:space="0" w:color="000000"/>
-              <w:right w:val="single" w:sz="4" w:space="0" w:color="000000"/>
-            </w:tcBorders>
-            <w:vAlign w:val="center"/>
-          </w:tcPr>
-          <w:p>
-            <w:pPr>
-              <w:spacing w:before="40" w:after="40"/>
-              <w:jc w:val="left"/>
-            </w:pPr>
-            <w:r>
-              <w:rPr>
-                <w:rFonts w:ascii="Adani" w:hAnsi="Adani"/>
-                <w:b w:val="0"/>
-                <w:sz w:val="18"/>
-                <w:u w:val="none"/>
-              </w:rPr>
-              <w:t>ADANI WIND ENERGY (GUJARAT) PRIVATE LIMITED</w:t>
-            </w:r>
-          </w:p>
-        </w:tc>
-        <w:tc>
-          <w:tcPr>
-            <w:tcW w:type="dxa" w:w="1587"/>
-            <w:shd w:val="clear" w:color="auto" w:fill="FFFFFF"/>
-            <w:tcBorders>
-              <w:top w:val="single" w:sz="4" w:space="0" w:color="000000"/>
-              <w:left w:val="single" w:sz="4" w:space="0" w:color="000000"/>
-              <w:bottom w:val="single" w:sz="4" w:space="0" w:color="000000"/>
-              <w:right w:val="single" w:sz="4" w:space="0" w:color="000000"/>
-            </w:tcBorders>
-            <w:vAlign w:val="center"/>
-          </w:tcPr>
-          <w:p>
-            <w:pPr>
-              <w:spacing w:before="40" w:after="40"/>
-              <w:jc w:val="left"/>
-            </w:pPr>
-            <w:r>
-              <w:rPr>
-                <w:rFonts w:ascii="Adani" w:hAnsi="Adani"/>
-                <w:b w:val="0"/>
-                <w:sz w:val="18"/>
-                <w:u w:val="none"/>
-              </w:rPr>
-              <w:t>Director</w:t>
-            </w:r>
-          </w:p>
-        </w:tc>
-        <w:tc>
-          <w:tcPr>
-            <w:tcW w:type="dxa" w:w="1304"/>
-            <w:shd w:val="clear" w:color="auto" w:fill="FFFFFF"/>
-            <w:tcBorders>
-              <w:top w:val="single" w:sz="4" w:space="0" w:color="000000"/>
-              <w:left w:val="single" w:sz="4" w:space="0" w:color="000000"/>
-              <w:bottom w:val="single" w:sz="4" w:space="0" w:color="000000"/>
-              <w:right w:val="single" w:sz="4" w:space="0" w:color="000000"/>
-            </w:tcBorders>
-            <w:vAlign w:val="center"/>
-          </w:tcPr>
-          <w:p>
-            <w:pPr>
-              <w:spacing w:before="40" w:after="40"/>
-              <w:jc w:val="left"/>
-            </w:pPr>
-            <w:r>
-              <w:rPr>
-                <w:rFonts w:ascii="Adani" w:hAnsi="Adani"/>
-                <w:b w:val="0"/>
-                <w:sz w:val="18"/>
-                <w:u w:val="none"/>
-              </w:rPr>
-              <w:t>21/06/2025</w:t>
-            </w:r>
-          </w:p>
-        </w:tc>
-      </w:tr>
-      <w:tr>
-        <w:tc>
-          <w:tcPr>
-            <w:tcW w:type="dxa" w:w="2268"/>
-            <w:shd w:val="clear" w:color="auto" w:fill="FFFFFF"/>
-            <w:tcBorders>
-              <w:top w:val="single" w:sz="4" w:space="0" w:color="000000"/>
-              <w:left w:val="single" w:sz="4" w:space="0" w:color="000000"/>
-              <w:bottom w:val="single" w:sz="4" w:space="0" w:color="000000"/>
-              <w:right w:val="single" w:sz="4" w:space="0" w:color="000000"/>
-            </w:tcBorders>
-            <w:vAlign w:val="center"/>
-          </w:tcPr>
-          <w:p>
-            <w:pPr>
-              <w:spacing w:before="40" w:after="40"/>
-              <w:jc w:val="left"/>
-            </w:pPr>
-            <w:r>
-              <w:rPr>
-                <w:rFonts w:ascii="Adani" w:hAnsi="Adani"/>
-                <w:b w:val="0"/>
-                <w:sz w:val="18"/>
-                <w:u w:val="none"/>
-              </w:rPr>
               <w:t>U40100DL2018PLC341241</w:t>
             </w:r>
           </w:p>
@@ -4771,7 +4503,7 @@
                 <w:sz w:val="18"/>
                 <w:u w:val="none"/>
               </w:rPr>
-              <w:t>U40106DL2019PLC346847</w:t>
+              <w:t>U40106GJ2016PLC086536</w:t>
             </w:r>
           </w:p>
         </w:tc>
@@ -4799,7 +4531,349 @@
                 <w:sz w:val="18"/>
                 <w:u w:val="none"/>
               </w:rPr>
-              <w:t>ADANI RENEWABLE ENERGY TWENTY LIMITED</w:t>
+              <w:t>ADANI RENEWABLE ENERGY HOLDING ONE LIMITED</w:t>
+            </w:r>
+          </w:p>
+        </w:tc>
+        <w:tc>
+          <w:tcPr>
+            <w:tcW w:type="dxa" w:w="1587"/>
+            <w:shd w:val="clear" w:color="auto" w:fill="FFFFFF"/>
+            <w:tcBorders>
+              <w:top w:val="single" w:sz="4" w:space="0" w:color="000000"/>
+              <w:left w:val="single" w:sz="4" w:space="0" w:color="000000"/>
+              <w:bottom w:val="single" w:sz="4" w:space="0" w:color="000000"/>
+              <w:right w:val="single" w:sz="4" w:space="0" w:color="000000"/>
+            </w:tcBorders>
+            <w:vAlign w:val="center"/>
+          </w:tcPr>
+          <w:p>
+            <w:pPr>
+              <w:spacing w:before="40" w:after="40"/>
+              <w:jc w:val="left"/>
+            </w:pPr>
+            <w:r>
+              <w:rPr>
+                <w:rFonts w:ascii="Adani" w:hAnsi="Adani"/>
+                <w:b w:val="0"/>
+                <w:sz w:val="18"/>
+                <w:u w:val="none"/>
+              </w:rPr>
+              <w:t>Director</w:t>
+            </w:r>
+          </w:p>
+        </w:tc>
+        <w:tc>
+          <w:tcPr>
+            <w:tcW w:type="dxa" w:w="1304"/>
+            <w:shd w:val="clear" w:color="auto" w:fill="FFFFFF"/>
+            <w:tcBorders>
+              <w:top w:val="single" w:sz="4" w:space="0" w:color="000000"/>
+              <w:left w:val="single" w:sz="4" w:space="0" w:color="000000"/>
+              <w:bottom w:val="single" w:sz="4" w:space="0" w:color="000000"/>
+              <w:right w:val="single" w:sz="4" w:space="0" w:color="000000"/>
+            </w:tcBorders>
+            <w:vAlign w:val="center"/>
+          </w:tcPr>
+          <w:p>
+            <w:pPr>
+              <w:spacing w:before="40" w:after="40"/>
+              <w:jc w:val="left"/>
+            </w:pPr>
+            <w:r>
+              <w:rPr>
+                <w:rFonts w:ascii="Adani" w:hAnsi="Adani"/>
+                <w:b w:val="0"/>
+                <w:sz w:val="18"/>
+                <w:u w:val="none"/>
+              </w:rPr>
+              <w:t>21/06/2025</w:t>
+            </w:r>
+          </w:p>
+        </w:tc>
+      </w:tr>
+      <w:tr>
+        <w:tc>
+          <w:tcPr>
+            <w:tcW w:type="dxa" w:w="2268"/>
+            <w:shd w:val="clear" w:color="auto" w:fill="FFFFFF"/>
+            <w:tcBorders>
+              <w:top w:val="single" w:sz="4" w:space="0" w:color="000000"/>
+              <w:left w:val="single" w:sz="4" w:space="0" w:color="000000"/>
+              <w:bottom w:val="single" w:sz="4" w:space="0" w:color="000000"/>
+              <w:right w:val="single" w:sz="4" w:space="0" w:color="000000"/>
+            </w:tcBorders>
+            <w:vAlign w:val="center"/>
+          </w:tcPr>
+          <w:p>
+            <w:pPr>
+              <w:spacing w:before="40" w:after="40"/>
+              <w:jc w:val="left"/>
+            </w:pPr>
+            <w:r>
+              <w:rPr>
+                <w:rFonts w:ascii="Adani" w:hAnsi="Adani"/>
+                <w:b w:val="0"/>
+                <w:sz w:val="18"/>
+                <w:u w:val="none"/>
+              </w:rPr>
+              <w:t>U40300DL2020PLC362980</w:t>
+            </w:r>
+          </w:p>
+        </w:tc>
+        <w:tc>
+          <w:tcPr>
+            <w:tcW w:type="dxa" w:w="4252"/>
+            <w:shd w:val="clear" w:color="auto" w:fill="FFFFFF"/>
+            <w:tcBorders>
+              <w:top w:val="single" w:sz="4" w:space="0" w:color="000000"/>
+              <w:left w:val="single" w:sz="4" w:space="0" w:color="000000"/>
+              <w:bottom w:val="single" w:sz="4" w:space="0" w:color="000000"/>
+              <w:right w:val="single" w:sz="4" w:space="0" w:color="000000"/>
+            </w:tcBorders>
+            <w:vAlign w:val="center"/>
+          </w:tcPr>
+          <w:p>
+            <w:pPr>
+              <w:spacing w:before="40" w:after="40"/>
+              <w:jc w:val="left"/>
+            </w:pPr>
+            <w:r>
+              <w:rPr>
+                <w:rFonts w:ascii="Adani" w:hAnsi="Adani"/>
+                <w:b w:val="0"/>
+                <w:sz w:val="18"/>
+                <w:u w:val="none"/>
+              </w:rPr>
+              <w:t>ADANI SOLAR ENERGY BARMER ONE LIMITED</w:t>
+            </w:r>
+          </w:p>
+        </w:tc>
+        <w:tc>
+          <w:tcPr>
+            <w:tcW w:type="dxa" w:w="1587"/>
+            <w:shd w:val="clear" w:color="auto" w:fill="FFFFFF"/>
+            <w:tcBorders>
+              <w:top w:val="single" w:sz="4" w:space="0" w:color="000000"/>
+              <w:left w:val="single" w:sz="4" w:space="0" w:color="000000"/>
+              <w:bottom w:val="single" w:sz="4" w:space="0" w:color="000000"/>
+              <w:right w:val="single" w:sz="4" w:space="0" w:color="000000"/>
+            </w:tcBorders>
+            <w:vAlign w:val="center"/>
+          </w:tcPr>
+          <w:p>
+            <w:pPr>
+              <w:spacing w:before="40" w:after="40"/>
+              <w:jc w:val="left"/>
+            </w:pPr>
+            <w:r>
+              <w:rPr>
+                <w:rFonts w:ascii="Adani" w:hAnsi="Adani"/>
+                <w:b w:val="0"/>
+                <w:sz w:val="18"/>
+                <w:u w:val="none"/>
+              </w:rPr>
+              <w:t>Director</w:t>
+            </w:r>
+          </w:p>
+        </w:tc>
+        <w:tc>
+          <w:tcPr>
+            <w:tcW w:type="dxa" w:w="1304"/>
+            <w:shd w:val="clear" w:color="auto" w:fill="FFFFFF"/>
+            <w:tcBorders>
+              <w:top w:val="single" w:sz="4" w:space="0" w:color="000000"/>
+              <w:left w:val="single" w:sz="4" w:space="0" w:color="000000"/>
+              <w:bottom w:val="single" w:sz="4" w:space="0" w:color="000000"/>
+              <w:right w:val="single" w:sz="4" w:space="0" w:color="000000"/>
+            </w:tcBorders>
+            <w:vAlign w:val="center"/>
+          </w:tcPr>
+          <w:p>
+            <w:pPr>
+              <w:spacing w:before="40" w:after="40"/>
+              <w:jc w:val="left"/>
+            </w:pPr>
+            <w:r>
+              <w:rPr>
+                <w:rFonts w:ascii="Adani" w:hAnsi="Adani"/>
+                <w:b w:val="0"/>
+                <w:sz w:val="18"/>
+                <w:u w:val="none"/>
+              </w:rPr>
+              <w:t>21/06/2025</w:t>
+            </w:r>
+          </w:p>
+        </w:tc>
+      </w:tr>
+      <w:tr>
+        <w:tc>
+          <w:tcPr>
+            <w:tcW w:type="dxa" w:w="2268"/>
+            <w:shd w:val="clear" w:color="auto" w:fill="FFFFFF"/>
+            <w:tcBorders>
+              <w:top w:val="single" w:sz="4" w:space="0" w:color="000000"/>
+              <w:left w:val="single" w:sz="4" w:space="0" w:color="000000"/>
+              <w:bottom w:val="single" w:sz="4" w:space="0" w:color="000000"/>
+              <w:right w:val="single" w:sz="4" w:space="0" w:color="000000"/>
+            </w:tcBorders>
+            <w:vAlign w:val="center"/>
+          </w:tcPr>
+          <w:p>
+            <w:pPr>
+              <w:spacing w:before="40" w:after="40"/>
+              <w:jc w:val="left"/>
+            </w:pPr>
+            <w:r>
+              <w:rPr>
+                <w:rFonts w:ascii="Adani" w:hAnsi="Adani"/>
+                <w:b w:val="0"/>
+                <w:sz w:val="18"/>
+                <w:u w:val="none"/>
+              </w:rPr>
+              <w:t>U40106DL2019PLC345047</w:t>
+            </w:r>
+          </w:p>
+        </w:tc>
+        <w:tc>
+          <w:tcPr>
+            <w:tcW w:type="dxa" w:w="4252"/>
+            <w:shd w:val="clear" w:color="auto" w:fill="FFFFFF"/>
+            <w:tcBorders>
+              <w:top w:val="single" w:sz="4" w:space="0" w:color="000000"/>
+              <w:left w:val="single" w:sz="4" w:space="0" w:color="000000"/>
+              <w:bottom w:val="single" w:sz="4" w:space="0" w:color="000000"/>
+              <w:right w:val="single" w:sz="4" w:space="0" w:color="000000"/>
+            </w:tcBorders>
+            <w:vAlign w:val="center"/>
+          </w:tcPr>
+          <w:p>
+            <w:pPr>
+              <w:spacing w:before="40" w:after="40"/>
+              <w:jc w:val="left"/>
+            </w:pPr>
+            <w:r>
+              <w:rPr>
+                <w:rFonts w:ascii="Adani" w:hAnsi="Adani"/>
+                <w:b w:val="0"/>
+                <w:sz w:val="18"/>
+                <w:u w:val="none"/>
+              </w:rPr>
+              <w:t>ADANI RENEWABLE ENERGY TWENTY ONE LIMITED</w:t>
+            </w:r>
+          </w:p>
+        </w:tc>
+        <w:tc>
+          <w:tcPr>
+            <w:tcW w:type="dxa" w:w="1587"/>
+            <w:shd w:val="clear" w:color="auto" w:fill="FFFFFF"/>
+            <w:tcBorders>
+              <w:top w:val="single" w:sz="4" w:space="0" w:color="000000"/>
+              <w:left w:val="single" w:sz="4" w:space="0" w:color="000000"/>
+              <w:bottom w:val="single" w:sz="4" w:space="0" w:color="000000"/>
+              <w:right w:val="single" w:sz="4" w:space="0" w:color="000000"/>
+            </w:tcBorders>
+            <w:vAlign w:val="center"/>
+          </w:tcPr>
+          <w:p>
+            <w:pPr>
+              <w:spacing w:before="40" w:after="40"/>
+              <w:jc w:val="left"/>
+            </w:pPr>
+            <w:r>
+              <w:rPr>
+                <w:rFonts w:ascii="Adani" w:hAnsi="Adani"/>
+                <w:b w:val="0"/>
+                <w:sz w:val="18"/>
+                <w:u w:val="none"/>
+              </w:rPr>
+              <w:t>Director</w:t>
+            </w:r>
+          </w:p>
+        </w:tc>
+        <w:tc>
+          <w:tcPr>
+            <w:tcW w:type="dxa" w:w="1304"/>
+            <w:shd w:val="clear" w:color="auto" w:fill="FFFFFF"/>
+            <w:tcBorders>
+              <w:top w:val="single" w:sz="4" w:space="0" w:color="000000"/>
+              <w:left w:val="single" w:sz="4" w:space="0" w:color="000000"/>
+              <w:bottom w:val="single" w:sz="4" w:space="0" w:color="000000"/>
+              <w:right w:val="single" w:sz="4" w:space="0" w:color="000000"/>
+            </w:tcBorders>
+            <w:vAlign w:val="center"/>
+          </w:tcPr>
+          <w:p>
+            <w:pPr>
+              <w:spacing w:before="40" w:after="40"/>
+              <w:jc w:val="left"/>
+            </w:pPr>
+            <w:r>
+              <w:rPr>
+                <w:rFonts w:ascii="Adani" w:hAnsi="Adani"/>
+                <w:b w:val="0"/>
+                <w:sz w:val="18"/>
+                <w:u w:val="none"/>
+              </w:rPr>
+              <w:t>19/06/2025</w:t>
+            </w:r>
+          </w:p>
+        </w:tc>
+      </w:tr>
+      <w:tr>
+        <w:tc>
+          <w:tcPr>
+            <w:tcW w:type="dxa" w:w="2268"/>
+            <w:shd w:val="clear" w:color="auto" w:fill="FFFFFF"/>
+            <w:tcBorders>
+              <w:top w:val="single" w:sz="4" w:space="0" w:color="000000"/>
+              <w:left w:val="single" w:sz="4" w:space="0" w:color="000000"/>
+              <w:bottom w:val="single" w:sz="4" w:space="0" w:color="000000"/>
+              <w:right w:val="single" w:sz="4" w:space="0" w:color="000000"/>
+            </w:tcBorders>
+            <w:vAlign w:val="center"/>
+          </w:tcPr>
+          <w:p>
+            <w:pPr>
+              <w:spacing w:before="40" w:after="40"/>
+              <w:jc w:val="left"/>
+            </w:pPr>
+            <w:r>
+              <w:rPr>
+                <w:rFonts w:ascii="Adani" w:hAnsi="Adani"/>
+                <w:b w:val="0"/>
+                <w:sz w:val="18"/>
+                <w:u w:val="none"/>
+              </w:rPr>
+              <w:t>U40108DL2020PLC360878</w:t>
+            </w:r>
+          </w:p>
+        </w:tc>
+        <w:tc>
+          <w:tcPr>
+            <w:tcW w:type="dxa" w:w="4252"/>
+            <w:shd w:val="clear" w:color="auto" w:fill="FFFFFF"/>
+            <w:tcBorders>
+              <w:top w:val="single" w:sz="4" w:space="0" w:color="000000"/>
+              <w:left w:val="single" w:sz="4" w:space="0" w:color="000000"/>
+              <w:bottom w:val="single" w:sz="4" w:space="0" w:color="000000"/>
+              <w:right w:val="single" w:sz="4" w:space="0" w:color="000000"/>
+            </w:tcBorders>
+            <w:vAlign w:val="center"/>
+          </w:tcPr>
+          <w:p>
+            <w:pPr>
+              <w:spacing w:before="40" w:after="40"/>
+              <w:jc w:val="left"/>
+            </w:pPr>
+            <w:r>
+              <w:rPr>
+                <w:rFonts w:ascii="Adani" w:hAnsi="Adani"/>
+                <w:b w:val="0"/>
+                <w:sz w:val="18"/>
+                <w:u w:val="none"/>
+              </w:rPr>
+              <w:t>ADANI SOLAR ENERGY JODHPUR SEVEN LIMITED</w:t>
             </w:r>
           </w:p>
         </w:tc>
@@ -4999,7 +5073,7 @@
                 <w:sz w:val="18"/>
                 <w:u w:val="none"/>
               </w:rPr>
-              <w:t>U40108DL2020PLC360878</w:t>
+              <w:t>U40106DL2018PLC342542</w:t>
             </w:r>
           </w:p>
         </w:tc>
@@ -5027,7 +5101,7 @@
                 <w:sz w:val="18"/>
                 <w:u w:val="none"/>
               </w:rPr>
-              <w:t>ADANI SOLAR ENERGY JODHPUR SEVEN LIMITED</w:t>
+              <w:t>ADANI RENEWABLE ENERGY EIGHTEEN LIMITED</w:t>
             </w:r>
           </w:p>
         </w:tc>
@@ -5113,7 +5187,7 @@
                 <w:sz w:val="18"/>
                 <w:u w:val="none"/>
               </w:rPr>
-              <w:t>U40106DL2019PLC345047</w:t>
+              <w:t>U40106DL2019PLC346847</w:t>
             </w:r>
           </w:p>
         </w:tc>
@@ -5141,7 +5215,7 @@
                 <w:sz w:val="18"/>
                 <w:u w:val="none"/>
               </w:rPr>
-              <w:t>ADANI RENEWABLE ENERGY TWENTY ONE LIMITED</w:t>
+              <w:t>ADANI RENEWABLE ENERGY TWENTY LIMITED</w:t>
             </w:r>
           </w:p>
         </w:tc>
@@ -5198,348 +5272,6 @@
                 <w:u w:val="none"/>
               </w:rPr>
               <w:t>19/06/2025</w:t>
-            </w:r>
-          </w:p>
-        </w:tc>
-      </w:tr>
-      <w:tr>
-        <w:tc>
-          <w:tcPr>
-            <w:tcW w:type="dxa" w:w="2268"/>
-            <w:shd w:val="clear" w:color="auto" w:fill="FFFFFF"/>
-            <w:tcBorders>
-              <w:top w:val="single" w:sz="4" w:space="0" w:color="000000"/>
-              <w:left w:val="single" w:sz="4" w:space="0" w:color="000000"/>
-              <w:bottom w:val="single" w:sz="4" w:space="0" w:color="000000"/>
-              <w:right w:val="single" w:sz="4" w:space="0" w:color="000000"/>
-            </w:tcBorders>
-            <w:vAlign w:val="center"/>
-          </w:tcPr>
-          <w:p>
-            <w:pPr>
-              <w:spacing w:before="40" w:after="40"/>
-              <w:jc w:val="left"/>
-            </w:pPr>
-            <w:r>
-              <w:rPr>
-                <w:rFonts w:ascii="Adani" w:hAnsi="Adani"/>
-                <w:b w:val="0"/>
-                <w:sz w:val="18"/>
-                <w:u w:val="none"/>
-              </w:rPr>
-              <w:t>U40106DL2018PLC342542</w:t>
-            </w:r>
-          </w:p>
-        </w:tc>
-        <w:tc>
-          <w:tcPr>
-            <w:tcW w:type="dxa" w:w="4252"/>
-            <w:shd w:val="clear" w:color="auto" w:fill="FFFFFF"/>
-            <w:tcBorders>
-              <w:top w:val="single" w:sz="4" w:space="0" w:color="000000"/>
-              <w:left w:val="single" w:sz="4" w:space="0" w:color="000000"/>
-              <w:bottom w:val="single" w:sz="4" w:space="0" w:color="000000"/>
-              <w:right w:val="single" w:sz="4" w:space="0" w:color="000000"/>
-            </w:tcBorders>
-            <w:vAlign w:val="center"/>
-          </w:tcPr>
-          <w:p>
-            <w:pPr>
-              <w:spacing w:before="40" w:after="40"/>
-              <w:jc w:val="left"/>
-            </w:pPr>
-            <w:r>
-              <w:rPr>
-                <w:rFonts w:ascii="Adani" w:hAnsi="Adani"/>
-                <w:b w:val="0"/>
-                <w:sz w:val="18"/>
-                <w:u w:val="none"/>
-              </w:rPr>
-              <w:t>ADANI RENEWABLE ENERGY EIGHTEEN LIMITED</w:t>
-            </w:r>
-          </w:p>
-        </w:tc>
-        <w:tc>
-          <w:tcPr>
-            <w:tcW w:type="dxa" w:w="1587"/>
-            <w:shd w:val="clear" w:color="auto" w:fill="FFFFFF"/>
-            <w:tcBorders>
-              <w:top w:val="single" w:sz="4" w:space="0" w:color="000000"/>
-              <w:left w:val="single" w:sz="4" w:space="0" w:color="000000"/>
-              <w:bottom w:val="single" w:sz="4" w:space="0" w:color="000000"/>
-              <w:right w:val="single" w:sz="4" w:space="0" w:color="000000"/>
-            </w:tcBorders>
-            <w:vAlign w:val="center"/>
-          </w:tcPr>
-          <w:p>
-            <w:pPr>
-              <w:spacing w:before="40" w:after="40"/>
-              <w:jc w:val="left"/>
-            </w:pPr>
-            <w:r>
-              <w:rPr>
-                <w:rFonts w:ascii="Adani" w:hAnsi="Adani"/>
-                <w:b w:val="0"/>
-                <w:sz w:val="18"/>
-                <w:u w:val="none"/>
-              </w:rPr>
-              <w:t>Additional Director</w:t>
-            </w:r>
-          </w:p>
-        </w:tc>
-        <w:tc>
-          <w:tcPr>
-            <w:tcW w:type="dxa" w:w="1304"/>
-            <w:shd w:val="clear" w:color="auto" w:fill="FFFFFF"/>
-            <w:tcBorders>
-              <w:top w:val="single" w:sz="4" w:space="0" w:color="000000"/>
-              <w:left w:val="single" w:sz="4" w:space="0" w:color="000000"/>
-              <w:bottom w:val="single" w:sz="4" w:space="0" w:color="000000"/>
-              <w:right w:val="single" w:sz="4" w:space="0" w:color="000000"/>
-            </w:tcBorders>
-            <w:vAlign w:val="center"/>
-          </w:tcPr>
-          <w:p>
-            <w:pPr>
-              <w:spacing w:before="40" w:after="40"/>
-              <w:jc w:val="left"/>
-            </w:pPr>
-            <w:r>
-              <w:rPr>
-                <w:rFonts w:ascii="Adani" w:hAnsi="Adani"/>
-                <w:b w:val="0"/>
-                <w:sz w:val="18"/>
-                <w:u w:val="none"/>
-              </w:rPr>
-              <w:t>19/04/2025</w:t>
-            </w:r>
-          </w:p>
-        </w:tc>
-      </w:tr>
-      <w:tr>
-        <w:tc>
-          <w:tcPr>
-            <w:tcW w:type="dxa" w:w="2268"/>
-            <w:shd w:val="clear" w:color="auto" w:fill="FFFFFF"/>
-            <w:tcBorders>
-              <w:top w:val="single" w:sz="4" w:space="0" w:color="000000"/>
-              <w:left w:val="single" w:sz="4" w:space="0" w:color="000000"/>
-              <w:bottom w:val="single" w:sz="4" w:space="0" w:color="000000"/>
-              <w:right w:val="single" w:sz="4" w:space="0" w:color="000000"/>
-            </w:tcBorders>
-            <w:vAlign w:val="center"/>
-          </w:tcPr>
-          <w:p>
-            <w:pPr>
-              <w:spacing w:before="40" w:after="40"/>
-              <w:jc w:val="left"/>
-            </w:pPr>
-            <w:r>
-              <w:rPr>
-                <w:rFonts w:ascii="Adani" w:hAnsi="Adani"/>
-                <w:b w:val="0"/>
-                <w:sz w:val="18"/>
-                <w:u w:val="none"/>
-              </w:rPr>
-              <w:t>U40300DL2020PLC362980</w:t>
-            </w:r>
-          </w:p>
-        </w:tc>
-        <w:tc>
-          <w:tcPr>
-            <w:tcW w:type="dxa" w:w="4252"/>
-            <w:shd w:val="clear" w:color="auto" w:fill="FFFFFF"/>
-            <w:tcBorders>
-              <w:top w:val="single" w:sz="4" w:space="0" w:color="000000"/>
-              <w:left w:val="single" w:sz="4" w:space="0" w:color="000000"/>
-              <w:bottom w:val="single" w:sz="4" w:space="0" w:color="000000"/>
-              <w:right w:val="single" w:sz="4" w:space="0" w:color="000000"/>
-            </w:tcBorders>
-            <w:vAlign w:val="center"/>
-          </w:tcPr>
-          <w:p>
-            <w:pPr>
-              <w:spacing w:before="40" w:after="40"/>
-              <w:jc w:val="left"/>
-            </w:pPr>
-            <w:r>
-              <w:rPr>
-                <w:rFonts w:ascii="Adani" w:hAnsi="Adani"/>
-                <w:b w:val="0"/>
-                <w:sz w:val="18"/>
-                <w:u w:val="none"/>
-              </w:rPr>
-              <w:t>ADANI SOLAR ENERGY BARMER ONE LIMITED</w:t>
-            </w:r>
-          </w:p>
-        </w:tc>
-        <w:tc>
-          <w:tcPr>
-            <w:tcW w:type="dxa" w:w="1587"/>
-            <w:shd w:val="clear" w:color="auto" w:fill="FFFFFF"/>
-            <w:tcBorders>
-              <w:top w:val="single" w:sz="4" w:space="0" w:color="000000"/>
-              <w:left w:val="single" w:sz="4" w:space="0" w:color="000000"/>
-              <w:bottom w:val="single" w:sz="4" w:space="0" w:color="000000"/>
-              <w:right w:val="single" w:sz="4" w:space="0" w:color="000000"/>
-            </w:tcBorders>
-            <w:vAlign w:val="center"/>
-          </w:tcPr>
-          <w:p>
-            <w:pPr>
-              <w:spacing w:before="40" w:after="40"/>
-              <w:jc w:val="left"/>
-            </w:pPr>
-            <w:r>
-              <w:rPr>
-                <w:rFonts w:ascii="Adani" w:hAnsi="Adani"/>
-                <w:b w:val="0"/>
-                <w:sz w:val="18"/>
-                <w:u w:val="none"/>
-              </w:rPr>
-              <w:t>Additional Director</w:t>
-            </w:r>
-          </w:p>
-        </w:tc>
-        <w:tc>
-          <w:tcPr>
-            <w:tcW w:type="dxa" w:w="1304"/>
-            <w:shd w:val="clear" w:color="auto" w:fill="FFFFFF"/>
-            <w:tcBorders>
-              <w:top w:val="single" w:sz="4" w:space="0" w:color="000000"/>
-              <w:left w:val="single" w:sz="4" w:space="0" w:color="000000"/>
-              <w:bottom w:val="single" w:sz="4" w:space="0" w:color="000000"/>
-              <w:right w:val="single" w:sz="4" w:space="0" w:color="000000"/>
-            </w:tcBorders>
-            <w:vAlign w:val="center"/>
-          </w:tcPr>
-          <w:p>
-            <w:pPr>
-              <w:spacing w:before="40" w:after="40"/>
-              <w:jc w:val="left"/>
-            </w:pPr>
-            <w:r>
-              <w:rPr>
-                <w:rFonts w:ascii="Adani" w:hAnsi="Adani"/>
-                <w:b w:val="0"/>
-                <w:sz w:val="18"/>
-                <w:u w:val="none"/>
-              </w:rPr>
-              <w:t>19/04/2025</w:t>
-            </w:r>
-          </w:p>
-        </w:tc>
-      </w:tr>
-      <w:tr>
-        <w:tc>
-          <w:tcPr>
-            <w:tcW w:type="dxa" w:w="2268"/>
-            <w:shd w:val="clear" w:color="auto" w:fill="FFFFFF"/>
-            <w:tcBorders>
-              <w:top w:val="single" w:sz="4" w:space="0" w:color="000000"/>
-              <w:left w:val="single" w:sz="4" w:space="0" w:color="000000"/>
-              <w:bottom w:val="single" w:sz="4" w:space="0" w:color="000000"/>
-              <w:right w:val="single" w:sz="4" w:space="0" w:color="000000"/>
-            </w:tcBorders>
-            <w:vAlign w:val="center"/>
-          </w:tcPr>
-          <w:p>
-            <w:pPr>
-              <w:spacing w:before="40" w:after="40"/>
-              <w:jc w:val="left"/>
-            </w:pPr>
-            <w:r>
-              <w:rPr>
-                <w:rFonts w:ascii="Adani" w:hAnsi="Adani"/>
-                <w:b w:val="0"/>
-                <w:sz w:val="18"/>
-                <w:u w:val="none"/>
-              </w:rPr>
-              <w:t>U40106GJ2016PLC086536</w:t>
-            </w:r>
-          </w:p>
-        </w:tc>
-        <w:tc>
-          <w:tcPr>
-            <w:tcW w:type="dxa" w:w="4252"/>
-            <w:shd w:val="clear" w:color="auto" w:fill="FFFFFF"/>
-            <w:tcBorders>
-              <w:top w:val="single" w:sz="4" w:space="0" w:color="000000"/>
-              <w:left w:val="single" w:sz="4" w:space="0" w:color="000000"/>
-              <w:bottom w:val="single" w:sz="4" w:space="0" w:color="000000"/>
-              <w:right w:val="single" w:sz="4" w:space="0" w:color="000000"/>
-            </w:tcBorders>
-            <w:vAlign w:val="center"/>
-          </w:tcPr>
-          <w:p>
-            <w:pPr>
-              <w:spacing w:before="40" w:after="40"/>
-              <w:jc w:val="left"/>
-            </w:pPr>
-            <w:r>
-              <w:rPr>
-                <w:rFonts w:ascii="Adani" w:hAnsi="Adani"/>
-                <w:b w:val="0"/>
-                <w:sz w:val="18"/>
-                <w:u w:val="none"/>
-              </w:rPr>
-              <w:t>ADANI RENEWABLE ENERGY HOLDING ONE LIMITED</w:t>
-            </w:r>
-          </w:p>
-        </w:tc>
-        <w:tc>
-          <w:tcPr>
-            <w:tcW w:type="dxa" w:w="1587"/>
-            <w:shd w:val="clear" w:color="auto" w:fill="FFFFFF"/>
-            <w:tcBorders>
-              <w:top w:val="single" w:sz="4" w:space="0" w:color="000000"/>
-              <w:left w:val="single" w:sz="4" w:space="0" w:color="000000"/>
-              <w:bottom w:val="single" w:sz="4" w:space="0" w:color="000000"/>
-              <w:right w:val="single" w:sz="4" w:space="0" w:color="000000"/>
-            </w:tcBorders>
-            <w:vAlign w:val="center"/>
-          </w:tcPr>
-          <w:p>
-            <w:pPr>
-              <w:spacing w:before="40" w:after="40"/>
-              <w:jc w:val="left"/>
-            </w:pPr>
-            <w:r>
-              <w:rPr>
-                <w:rFonts w:ascii="Adani" w:hAnsi="Adani"/>
-                <w:b w:val="0"/>
-                <w:sz w:val="18"/>
-                <w:u w:val="none"/>
-              </w:rPr>
-              <w:t>Additional Director</w:t>
-            </w:r>
-          </w:p>
-        </w:tc>
-        <w:tc>
-          <w:tcPr>
-            <w:tcW w:type="dxa" w:w="1304"/>
-            <w:shd w:val="clear" w:color="auto" w:fill="FFFFFF"/>
-            <w:tcBorders>
-              <w:top w:val="single" w:sz="4" w:space="0" w:color="000000"/>
-              <w:left w:val="single" w:sz="4" w:space="0" w:color="000000"/>
-              <w:bottom w:val="single" w:sz="4" w:space="0" w:color="000000"/>
-              <w:right w:val="single" w:sz="4" w:space="0" w:color="000000"/>
-            </w:tcBorders>
-            <w:vAlign w:val="center"/>
-          </w:tcPr>
-          <w:p>
-            <w:pPr>
-              <w:spacing w:before="40" w:after="40"/>
-              <w:jc w:val="left"/>
-            </w:pPr>
-            <w:r>
-              <w:rPr>
-                <w:rFonts w:ascii="Adani" w:hAnsi="Adani"/>
-                <w:b w:val="0"/>
-                <w:sz w:val="18"/>
-                <w:u w:val="none"/>
-              </w:rPr>
-              <w:t>06/03/2025</w:t>
             </w:r>
           </w:p>
         </w:tc>
